--- a/0001_creating_guest_list/0001_creating_guest_list.docx
+++ b/0001_creating_guest_list/0001_creating_guest_list.docx
@@ -4882,6 +4882,408 @@
       </w:r>
       <w:r>
         <w:t xml:space="preserve">“{Name} added to guest list.”</w:t>
+      </w:r>
+    </w:p>
+    <w:p>
+      <w:pPr>
+        <w:pStyle w:val="Compact"/>
+        <w:numPr>
+          <w:ilvl w:val="0"/>
+          <w:numId w:val="1010"/>
+        </w:numPr>
+      </w:pPr>
+      <w:r>
+        <w:rPr>
+          <w:b/>
+          <w:bCs/>
+        </w:rPr>
+        <w:t xml:space="preserve">Name auto-formatting (live · Smart PH-aware title case)</w:t>
+      </w:r>
+      <w:r>
+        <w:t xml:space="preserve"> </w:t>
+      </w:r>
+      <w:r>
+        <w:t xml:space="preserve">— First name, Last name, plus-one First/Last, and Household auto-format to title case</w:t>
+      </w:r>
+      <w:r>
+        <w:t xml:space="preserve"> </w:t>
+      </w:r>
+      <w:r>
+        <w:rPr>
+          <w:i/>
+          <w:iCs/>
+        </w:rPr>
+        <w:t xml:space="preserve">as the couple types</w:t>
+      </w:r>
+      <w:r>
+        <w:t xml:space="preserve"> </w:t>
+      </w:r>
+      <w:r>
+        <w:t xml:space="preserve">(first letter of each word upper, the rest lower) with Filipino exceptions: particles stay lowercase (</w:t>
+      </w:r>
+      <w:r>
+        <w:rPr>
+          <w:rStyle w:val="VerbatimChar"/>
+        </w:rPr>
+        <w:t xml:space="preserve">de</w:t>
+      </w:r>
+      <w:r>
+        <w:t xml:space="preserve">,</w:t>
+      </w:r>
+      <w:r>
+        <w:t xml:space="preserve"> </w:t>
+      </w:r>
+      <w:r>
+        <w:rPr>
+          <w:rStyle w:val="VerbatimChar"/>
+        </w:rPr>
+        <w:t xml:space="preserve">del</w:t>
+      </w:r>
+      <w:r>
+        <w:t xml:space="preserve">,</w:t>
+      </w:r>
+      <w:r>
+        <w:t xml:space="preserve"> </w:t>
+      </w:r>
+      <w:r>
+        <w:rPr>
+          <w:rStyle w:val="VerbatimChar"/>
+        </w:rPr>
+        <w:t xml:space="preserve">dela</w:t>
+      </w:r>
+      <w:r>
+        <w:t xml:space="preserve">,</w:t>
+      </w:r>
+      <w:r>
+        <w:t xml:space="preserve"> </w:t>
+      </w:r>
+      <w:r>
+        <w:rPr>
+          <w:rStyle w:val="VerbatimChar"/>
+        </w:rPr>
+        <w:t xml:space="preserve">de la</w:t>
+      </w:r>
+      <w:r>
+        <w:t xml:space="preserve">,</w:t>
+      </w:r>
+      <w:r>
+        <w:t xml:space="preserve"> </w:t>
+      </w:r>
+      <w:r>
+        <w:rPr>
+          <w:rStyle w:val="VerbatimChar"/>
+        </w:rPr>
+        <w:t xml:space="preserve">de los</w:t>
+      </w:r>
+      <w:r>
+        <w:t xml:space="preserve">,</w:t>
+      </w:r>
+      <w:r>
+        <w:t xml:space="preserve"> </w:t>
+      </w:r>
+      <w:r>
+        <w:rPr>
+          <w:rStyle w:val="VerbatimChar"/>
+        </w:rPr>
+        <w:t xml:space="preserve">delos</w:t>
+      </w:r>
+      <w:r>
+        <w:t xml:space="preserve">,</w:t>
+      </w:r>
+      <w:r>
+        <w:t xml:space="preserve"> </w:t>
+      </w:r>
+      <w:r>
+        <w:rPr>
+          <w:rStyle w:val="VerbatimChar"/>
+        </w:rPr>
+        <w:t xml:space="preserve">ng</w:t>
+      </w:r>
+      <w:r>
+        <w:t xml:space="preserve">,</w:t>
+      </w:r>
+      <w:r>
+        <w:t xml:space="preserve"> </w:t>
+      </w:r>
+      <w:r>
+        <w:rPr>
+          <w:rStyle w:val="VerbatimChar"/>
+        </w:rPr>
+        <w:t xml:space="preserve">y</w:t>
+      </w:r>
+      <w:r>
+        <w:t xml:space="preserve">,</w:t>
+      </w:r>
+      <w:r>
+        <w:t xml:space="preserve"> </w:t>
+      </w:r>
+      <w:r>
+        <w:rPr>
+          <w:rStyle w:val="VerbatimChar"/>
+        </w:rPr>
+        <w:t xml:space="preserve">at</w:t>
+      </w:r>
+      <w:r>
+        <w:t xml:space="preserve">) unless they are the first or last token · Roman-numeral suffixes</w:t>
+      </w:r>
+      <w:r>
+        <w:t xml:space="preserve"> </w:t>
+      </w:r>
+      <w:r>
+        <w:rPr>
+          <w:rStyle w:val="VerbatimChar"/>
+        </w:rPr>
+        <w:t xml:space="preserve">II</w:t>
+      </w:r>
+      <w:r>
+        <w:t xml:space="preserve">–</w:t>
+      </w:r>
+      <w:r>
+        <w:rPr>
+          <w:rStyle w:val="VerbatimChar"/>
+        </w:rPr>
+        <w:t xml:space="preserve">X</w:t>
+      </w:r>
+      <w:r>
+        <w:t xml:space="preserve"> </w:t>
+      </w:r>
+      <w:r>
+        <w:t xml:space="preserve">→ all-caps ·</w:t>
+      </w:r>
+      <w:r>
+        <w:t xml:space="preserve"> </w:t>
+      </w:r>
+      <w:r>
+        <w:rPr>
+          <w:rStyle w:val="VerbatimChar"/>
+        </w:rPr>
+        <w:t xml:space="preserve">Jr</w:t>
+      </w:r>
+      <w:r>
+        <w:t xml:space="preserve">/</w:t>
+      </w:r>
+      <w:r>
+        <w:rPr>
+          <w:rStyle w:val="VerbatimChar"/>
+        </w:rPr>
+        <w:t xml:space="preserve">Sr</w:t>
+      </w:r>
+      <w:r>
+        <w:t xml:space="preserve"> </w:t>
+      </w:r>
+      <w:r>
+        <w:t xml:space="preserve">cased ·</w:t>
+      </w:r>
+      <w:r>
+        <w:t xml:space="preserve"> </w:t>
+      </w:r>
+      <w:r>
+        <w:rPr>
+          <w:rStyle w:val="VerbatimChar"/>
+        </w:rPr>
+        <w:t xml:space="preserve">Mc</w:t>
+      </w:r>
+      <w:r>
+        <w:t xml:space="preserve">+next-letter capitalized (</w:t>
+      </w:r>
+      <w:r>
+        <w:t xml:space="preserve">“McDonald”</w:t>
+      </w:r>
+      <w:r>
+        <w:t xml:space="preserve">) while plain</w:t>
+      </w:r>
+      <w:r>
+        <w:t xml:space="preserve"> </w:t>
+      </w:r>
+      <w:r>
+        <w:rPr>
+          <w:rStyle w:val="VerbatimChar"/>
+        </w:rPr>
+        <w:t xml:space="preserve">Mac</w:t>
+      </w:r>
+      <w:r>
+        <w:t xml:space="preserve"> </w:t>
+      </w:r>
+      <w:r>
+        <w:t xml:space="preserve">is left alone (so PH surnames like</w:t>
+      </w:r>
+      <w:r>
+        <w:t xml:space="preserve"> </w:t>
+      </w:r>
+      <w:r>
+        <w:t xml:space="preserve">“Macaraeg”</w:t>
+      </w:r>
+      <w:r>
+        <w:t xml:space="preserve"> </w:t>
+      </w:r>
+      <w:r>
+        <w:t xml:space="preserve">aren’t mangled to</w:t>
+      </w:r>
+      <w:r>
+        <w:t xml:space="preserve"> </w:t>
+      </w:r>
+      <w:r>
+        <w:t xml:space="preserve">“MacAraeg”</w:t>
+      </w:r>
+      <w:r>
+        <w:t xml:space="preserve">) · single-letter-before-apostrophe</w:t>
+      </w:r>
+      <w:r>
+        <w:t xml:space="preserve"> </w:t>
+      </w:r>
+      <w:r>
+        <w:rPr>
+          <w:rStyle w:val="VerbatimChar"/>
+        </w:rPr>
+        <w:t xml:space="preserve">O'</w:t>
+      </w:r>
+      <w:r>
+        <w:t xml:space="preserve">/</w:t>
+      </w:r>
+      <w:r>
+        <w:rPr>
+          <w:rStyle w:val="VerbatimChar"/>
+        </w:rPr>
+        <w:t xml:space="preserve">D'</w:t>
+      </w:r>
+      <w:r>
+        <w:t xml:space="preserve"> </w:t>
+      </w:r>
+      <w:r>
+        <w:t xml:space="preserve">capitalize after the apostrophe (</w:t>
+      </w:r>
+      <w:r>
+        <w:t xml:space="preserve">“O’Brien”</w:t>
+      </w:r>
+      <w:r>
+        <w:t xml:space="preserve">) while a possessive</w:t>
+      </w:r>
+      <w:r>
+        <w:t xml:space="preserve"> </w:t>
+      </w:r>
+      <w:r>
+        <w:rPr>
+          <w:rStyle w:val="VerbatimChar"/>
+        </w:rPr>
+        <w:t xml:space="preserve">'s</w:t>
+      </w:r>
+      <w:r>
+        <w:t xml:space="preserve"> </w:t>
+      </w:r>
+      <w:r>
+        <w:t xml:space="preserve">stays lower (</w:t>
+      </w:r>
+      <w:r>
+        <w:t xml:space="preserve">“Juan’s”</w:t>
+      </w:r>
+      <w:r>
+        <w:t xml:space="preserve">) · each hyphen segment capitalized (</w:t>
+      </w:r>
+      <w:r>
+        <w:t xml:space="preserve">“Mary-Jane”</w:t>
+      </w:r>
+      <w:r>
+        <w:t xml:space="preserve">).</w:t>
+      </w:r>
+      <w:r>
+        <w:t xml:space="preserve"> </w:t>
+      </w:r>
+      <w:r>
+        <w:rPr>
+          <w:b/>
+          <w:bCs/>
+        </w:rPr>
+        <w:t xml:space="preserve">CSV-imported</w:t>
+      </w:r>
+      <w:r>
+        <w:rPr>
+          <w:b/>
+          <w:bCs/>
+        </w:rPr>
+        <w:t xml:space="preserve"> </w:t>
+      </w:r>
+      <w:r>
+        <w:rPr>
+          <w:rStyle w:val="VerbatimChar"/>
+          <w:b/>
+          <w:bCs/>
+        </w:rPr>
+        <w:t xml:space="preserve">first_name</w:t>
+      </w:r>
+      <w:r>
+        <w:rPr>
+          <w:b/>
+          <w:bCs/>
+        </w:rPr>
+        <w:t xml:space="preserve">/</w:t>
+      </w:r>
+      <w:r>
+        <w:rPr>
+          <w:rStyle w:val="VerbatimChar"/>
+          <w:b/>
+          <w:bCs/>
+        </w:rPr>
+        <w:t xml:space="preserve">last_name</w:t>
+      </w:r>
+      <w:r>
+        <w:rPr>
+          <w:b/>
+          <w:bCs/>
+        </w:rPr>
+        <w:t xml:space="preserve"> </w:t>
+      </w:r>
+      <w:r>
+        <w:rPr>
+          <w:b/>
+          <w:bCs/>
+        </w:rPr>
+        <w:t xml:space="preserve">are normalized the same way on import.</w:t>
+      </w:r>
+      <w:r>
+        <w:t xml:space="preserve"> </w:t>
+      </w:r>
+      <w:r>
+        <w:rPr>
+          <w:b/>
+          <w:bCs/>
+        </w:rPr>
+        <w:t xml:space="preserve">Display name is excluded</w:t>
+      </w:r>
+      <w:r>
+        <w:t xml:space="preserve"> </w:t>
+      </w:r>
+      <w:r>
+        <w:t xml:space="preserve">— it is a deliberate nickname/handle and is left exactly as typed. Eng: one shared</w:t>
+      </w:r>
+      <w:r>
+        <w:t xml:space="preserve"> </w:t>
+      </w:r>
+      <w:r>
+        <w:rPr>
+          <w:rStyle w:val="VerbatimChar"/>
+        </w:rPr>
+        <w:t xml:space="preserve">titleCaseName()</w:t>
+      </w:r>
+      <w:r>
+        <w:t xml:space="preserve"> </w:t>
+      </w:r>
+      <w:r>
+        <w:t xml:space="preserve">util is used as the client input formatter (transform the whole field value on each input event + restore caret position) AND re-applied server-side in</w:t>
+      </w:r>
+      <w:r>
+        <w:t xml:space="preserve"> </w:t>
+      </w:r>
+      <w:r>
+        <w:rPr>
+          <w:rStyle w:val="VerbatimChar"/>
+        </w:rPr>
+        <w:t xml:space="preserve">addGuestAction</w:t>
+      </w:r>
+      <w:r>
+        <w:t xml:space="preserve"> </w:t>
+      </w:r>
+      <w:r>
+        <w:t xml:space="preserve">/ edit / the CSV row mapper as the source of truth (client formatting is UX-only, never trusted). Owner-locked 2026-06-03 — see DECISION_LOG.</w:t>
       </w:r>
     </w:p>
     <w:p>

--- a/0001_creating_guest_list/0001_creating_guest_list.docx
+++ b/0001_creating_guest_list/0001_creating_guest_list.docx
@@ -210,6 +210,536 @@
       </w:pPr>
       <w:r>
         <w:t xml:space="preserve">This is the first concrete feature being built for Setnayan, and it’s gated by being on web (per the locked Phase 1 sequence).</w:t>
+      </w:r>
+    </w:p>
+    <w:p>
+      <w:pPr>
+        <w:pStyle w:val="BlockText"/>
+      </w:pPr>
+      <w:r>
+        <w:rPr>
+          <w:b/>
+          <w:bCs/>
+        </w:rPr>
+        <w:t xml:space="preserve">⚠ Amended 2026-06-05 — the guest list is photo-first, importance-ordered + tiered · DESKTOP = row/table, MOBILE = photo grid (shipped · setnayan-platform PRs #1034 / #1035 / #1037 / #1039).</w:t>
+      </w:r>
+      <w:r>
+        <w:t xml:space="preserve"> </w:t>
+      </w:r>
+      <w:r>
+        <w:t xml:space="preserve">The original layout described below is</w:t>
+      </w:r>
+      <w:r>
+        <w:t xml:space="preserve"> </w:t>
+      </w:r>
+      <w:r>
+        <w:rPr>
+          <w:b/>
+          <w:bCs/>
+        </w:rPr>
+        <w:t xml:space="preserve">superseded</w:t>
+      </w:r>
+      <w:r>
+        <w:t xml:space="preserve">. Current behavior:</w:t>
+      </w:r>
+      <w:r>
+        <w:t xml:space="preserve"> </w:t>
+      </w:r>
+      <w:r>
+        <w:t xml:space="preserve">-</w:t>
+      </w:r>
+      <w:r>
+        <w:t xml:space="preserve"> </w:t>
+      </w:r>
+      <w:r>
+        <w:rPr>
+          <w:b/>
+          <w:bCs/>
+        </w:rPr>
+        <w:t xml:space="preserve">Photo-first, layout split by surface.</w:t>
+      </w:r>
+      <w:r>
+        <w:t xml:space="preserve"> </w:t>
+      </w:r>
+      <w:r>
+        <w:t xml:space="preserve">Every guest has a photo (</w:t>
+      </w:r>
+      <w:r>
+        <w:rPr>
+          <w:rStyle w:val="VerbatimChar"/>
+        </w:rPr>
+        <w:t xml:space="preserve">object-cover</w:t>
+      </w:r>
+      <w:r>
+        <w:t xml:space="preserve">) with a side-tinted</w:t>
+      </w:r>
+      <w:r>
+        <w:t xml:space="preserve"> </w:t>
+      </w:r>
+      <w:r>
+        <w:rPr>
+          <w:b/>
+          <w:bCs/>
+        </w:rPr>
+        <w:t xml:space="preserve">initials fallback</w:t>
+      </w:r>
+      <w:r>
+        <w:t xml:space="preserve">.</w:t>
+      </w:r>
+      <w:r>
+        <w:t xml:space="preserve"> </w:t>
+      </w:r>
+      <w:r>
+        <w:rPr>
+          <w:b/>
+          <w:bCs/>
+        </w:rPr>
+        <w:t xml:space="preserve">Desktop (sm+) = a row/TABLE</w:t>
+      </w:r>
+      <w:r>
+        <w:t xml:space="preserve"> </w:t>
+      </w:r>
+      <w:r>
+        <w:t xml:space="preserve">— the photo is a round thumbnail in the Name cell (PR #1039, reverting the desktop card-grid per owner</w:t>
+      </w:r>
+      <w:r>
+        <w:t xml:space="preserve"> </w:t>
+      </w:r>
+      <w:r>
+        <w:t xml:space="preserve">“guest on desktop mode will be row/table style not grid style”</w:t>
+      </w:r>
+      <w:r>
+        <w:t xml:space="preserve">).</w:t>
+      </w:r>
+      <w:r>
+        <w:t xml:space="preserve"> </w:t>
+      </w:r>
+      <w:r>
+        <w:rPr>
+          <w:b/>
+          <w:bCs/>
+        </w:rPr>
+        <w:t xml:space="preserve">Mobile (&lt;sm) = a photo-card GRID.</w:t>
+      </w:r>
+      <w:r>
+        <w:t xml:space="preserve"> </w:t>
+      </w:r>
+      <w:r>
+        <w:t xml:space="preserve">(PR #1034 first replaced the old table + stacked-list with a grid on both surfaces; #1039 returned desktop to a table.)</w:t>
+      </w:r>
+      <w:r>
+        <w:t xml:space="preserve"> </w:t>
+      </w:r>
+      <w:r>
+        <w:t xml:space="preserve">-</w:t>
+      </w:r>
+      <w:r>
+        <w:t xml:space="preserve"> </w:t>
+      </w:r>
+      <w:r>
+        <w:rPr>
+          <w:b/>
+          <w:bCs/>
+        </w:rPr>
+        <w:t xml:space="preserve">Guest-supplied photos.</w:t>
+      </w:r>
+      <w:r>
+        <w:t xml:space="preserve"> </w:t>
+      </w:r>
+      <w:r>
+        <w:t xml:space="preserve">A guest’s photo comes from their</w:t>
+      </w:r>
+      <w:r>
+        <w:t xml:space="preserve"> </w:t>
+      </w:r>
+      <w:r>
+        <w:rPr>
+          <w:b/>
+          <w:bCs/>
+        </w:rPr>
+        <w:t xml:space="preserve">Gmail-login avatar</w:t>
+      </w:r>
+      <w:r>
+        <w:t xml:space="preserve"> </w:t>
+      </w:r>
+      <w:r>
+        <w:t xml:space="preserve">(captured at the join flow) or an</w:t>
+      </w:r>
+      <w:r>
+        <w:t xml:space="preserve"> </w:t>
+      </w:r>
+      <w:r>
+        <w:rPr>
+          <w:b/>
+          <w:bCs/>
+        </w:rPr>
+        <w:t xml:space="preserve">RSVP selfie</w:t>
+      </w:r>
+      <w:r>
+        <w:t xml:space="preserve"> </w:t>
+      </w:r>
+      <w:r>
+        <w:t xml:space="preserve">taken front-camera on their</w:t>
+      </w:r>
+      <w:r>
+        <w:t xml:space="preserve"> </w:t>
+      </w:r>
+      <w:r>
+        <w:rPr>
+          <w:rStyle w:val="VerbatimChar"/>
+        </w:rPr>
+        <w:t xml:space="preserve">/[slug]</w:t>
+      </w:r>
+      <w:r>
+        <w:t xml:space="preserve"> </w:t>
+      </w:r>
+      <w:r>
+        <w:t xml:space="preserve">invitation. The selfie is</w:t>
+      </w:r>
+      <w:r>
+        <w:t xml:space="preserve"> </w:t>
+      </w:r>
+      <w:r>
+        <w:rPr>
+          <w:b/>
+          <w:bCs/>
+        </w:rPr>
+        <w:t xml:space="preserve">face-recognition grade</w:t>
+      </w:r>
+      <w:r>
+        <w:t xml:space="preserve"> </w:t>
+      </w:r>
+      <w:r>
+        <w:t xml:space="preserve">— stored full-res in a new per-event</w:t>
+      </w:r>
+      <w:r>
+        <w:t xml:space="preserve"> </w:t>
+      </w:r>
+      <w:r>
+        <w:rPr>
+          <w:rStyle w:val="VerbatimChar"/>
+        </w:rPr>
+        <w:t xml:space="preserve">guest_face_enrollments</w:t>
+      </w:r>
+      <w:r>
+        <w:t xml:space="preserve"> </w:t>
+      </w:r>
+      <w:r>
+        <w:t xml:space="preserve">table (</w:t>
+      </w:r>
+      <w:r>
+        <w:rPr>
+          <w:rStyle w:val="VerbatimChar"/>
+        </w:rPr>
+        <w:t xml:space="preserve">consent_at</w:t>
+      </w:r>
+      <w:r>
+        <w:t xml:space="preserve">,</w:t>
+      </w:r>
+      <w:r>
+        <w:t xml:space="preserve"> </w:t>
+      </w:r>
+      <w:r>
+        <w:rPr>
+          <w:rStyle w:val="VerbatimChar"/>
+        </w:rPr>
+        <w:t xml:space="preserve">revoked_at</w:t>
+      </w:r>
+      <w:r>
+        <w:t xml:space="preserve">, partial-unique one-live-per-guest) that</w:t>
+      </w:r>
+      <w:r>
+        <w:t xml:space="preserve"> </w:t>
+      </w:r>
+      <w:r>
+        <w:rPr>
+          <w:b/>
+          <w:bCs/>
+        </w:rPr>
+        <w:t xml:space="preserve">Papic (0012) will consume</w:t>
+      </w:r>
+      <w:r>
+        <w:t xml:space="preserve"> </w:t>
+      </w:r>
+      <w:r>
+        <w:t xml:space="preserve">to auto-tag candids; matching/embeddings remain a later Papic build. Prominent but</w:t>
+      </w:r>
+      <w:r>
+        <w:t xml:space="preserve"> </w:t>
+      </w:r>
+      <w:r>
+        <w:rPr>
+          <w:b/>
+          <w:bCs/>
+        </w:rPr>
+        <w:t xml:space="preserve">skippable</w:t>
+      </w:r>
+      <w:r>
+        <w:t xml:space="preserve">, behind a separate RA 10173 biometric-consent checkbox. Priority ladder:</w:t>
+      </w:r>
+      <w:r>
+        <w:t xml:space="preserve"> </w:t>
+      </w:r>
+      <w:r>
+        <w:rPr>
+          <w:rStyle w:val="VerbatimChar"/>
+        </w:rPr>
+        <w:t xml:space="preserve">selfie &gt; couple_upload &gt; oauth_google &gt; initials</w:t>
+      </w:r>
+      <w:r>
+        <w:t xml:space="preserve">.</w:t>
+      </w:r>
+      <w:r>
+        <w:t xml:space="preserve"> </w:t>
+      </w:r>
+      <w:r>
+        <w:t xml:space="preserve">-</w:t>
+      </w:r>
+      <w:r>
+        <w:t xml:space="preserve"> </w:t>
+      </w:r>
+      <w:r>
+        <w:rPr>
+          <w:b/>
+          <w:bCs/>
+        </w:rPr>
+        <w:t xml:space="preserve">Default arrangement = wedding importance</w:t>
+      </w:r>
+      <w:r>
+        <w:t xml:space="preserve"> </w:t>
+      </w:r>
+      <w:r>
+        <w:t xml:space="preserve">(PR #1035).</w:t>
+      </w:r>
+      <w:r>
+        <w:t xml:space="preserve"> </w:t>
+      </w:r>
+      <w:r>
+        <w:rPr>
+          <w:b/>
+          <w:bCs/>
+        </w:rPr>
+        <w:t xml:space="preserve">Bride is always #1, Groom always #2</w:t>
+      </w:r>
+      <w:r>
+        <w:t xml:space="preserve"> </w:t>
+      </w:r>
+      <w:r>
+        <w:t xml:space="preserve">(pinned first under</w:t>
+      </w:r>
+      <w:r>
+        <w:t xml:space="preserve"> </w:t>
+      </w:r>
+      <w:r>
+        <w:rPr>
+          <w:i/>
+          <w:iCs/>
+        </w:rPr>
+        <w:t xml:space="preserve">every</w:t>
+      </w:r>
+      <w:r>
+        <w:t xml:space="preserve"> </w:t>
+      </w:r>
+      <w:r>
+        <w:t xml:space="preserve">sort), then by role: VIP/immediate family → wedding party → principal → secondary sponsors → bearers/flower girl → officiants → plain guests. Canonical order =</w:t>
+      </w:r>
+      <w:r>
+        <w:t xml:space="preserve"> </w:t>
+      </w:r>
+      <w:r>
+        <w:rPr>
+          <w:rStyle w:val="VerbatimChar"/>
+        </w:rPr>
+        <w:t xml:space="preserve">ROLE_IMPORTANCE</w:t>
+      </w:r>
+      <w:r>
+        <w:t xml:space="preserve"> </w:t>
+      </w:r>
+      <w:r>
+        <w:t xml:space="preserve">in</w:t>
+      </w:r>
+      <w:r>
+        <w:t xml:space="preserve"> </w:t>
+      </w:r>
+      <w:r>
+        <w:rPr>
+          <w:rStyle w:val="VerbatimChar"/>
+        </w:rPr>
+        <w:t xml:space="preserve">lib/role-groups.ts</w:t>
+      </w:r>
+      <w:r>
+        <w:t xml:space="preserve">. The old alphabetical-by-enum</w:t>
+      </w:r>
+      <w:r>
+        <w:t xml:space="preserve"> </w:t>
+      </w:r>
+      <w:r>
+        <w:t xml:space="preserve">“Role”</w:t>
+      </w:r>
+      <w:r>
+        <w:t xml:space="preserve"> </w:t>
+      </w:r>
+      <w:r>
+        <w:t xml:space="preserve">sort is retired.</w:t>
+      </w:r>
+      <w:r>
+        <w:t xml:space="preserve"> </w:t>
+      </w:r>
+      <w:r>
+        <w:t xml:space="preserve">-</w:t>
+      </w:r>
+      <w:r>
+        <w:t xml:space="preserve"> </w:t>
+      </w:r>
+      <w:r>
+        <w:rPr>
+          <w:b/>
+          <w:bCs/>
+        </w:rPr>
+        <w:t xml:space="preserve">Tiered by role</w:t>
+      </w:r>
+      <w:r>
+        <w:t xml:space="preserve"> </w:t>
+      </w:r>
+      <w:r>
+        <w:t xml:space="preserve">(PR #1037 + #1039). On the importance view both surfaces break into role-tier sections with subtle headers (Bride &amp; Groom · Wedding Party · … · Guests; empty tiers skipped).</w:t>
+      </w:r>
+      <w:r>
+        <w:t xml:space="preserve"> </w:t>
+      </w:r>
+      <w:r>
+        <w:rPr>
+          <w:b/>
+          <w:bCs/>
+        </w:rPr>
+        <w:t xml:space="preserve">Desktop table:</w:t>
+      </w:r>
+      <w:r>
+        <w:t xml:space="preserve"> </w:t>
+      </w:r>
+      <w:r>
+        <w:t xml:space="preserve">a tier header row precedes each tier’s rows.</w:t>
+      </w:r>
+      <w:r>
+        <w:t xml:space="preserve"> </w:t>
+      </w:r>
+      <w:r>
+        <w:rPr>
+          <w:b/>
+          <w:bCs/>
+        </w:rPr>
+        <w:t xml:space="preserve">Mobile grid densities:</w:t>
+      </w:r>
+      <w:r>
+        <w:t xml:space="preserve"> </w:t>
+      </w:r>
+      <w:r>
+        <w:rPr>
+          <w:b/>
+          <w:bCs/>
+        </w:rPr>
+        <w:t xml:space="preserve">Bride &amp; Groom share a 2-up row</w:t>
+      </w:r>
+      <w:r>
+        <w:t xml:space="preserve">, special-role tiers</w:t>
+      </w:r>
+      <w:r>
+        <w:t xml:space="preserve"> </w:t>
+      </w:r>
+      <w:r>
+        <w:rPr>
+          <w:b/>
+          <w:bCs/>
+        </w:rPr>
+        <w:t xml:space="preserve">2-up</w:t>
+      </w:r>
+      <w:r>
+        <w:t xml:space="preserve">, plain</w:t>
+      </w:r>
+      <w:r>
+        <w:t xml:space="preserve"> </w:t>
+      </w:r>
+      <w:r>
+        <w:rPr>
+          <w:b/>
+          <w:bCs/>
+        </w:rPr>
+        <w:t xml:space="preserve">Guests 3-up</w:t>
+      </w:r>
+      <w:r>
+        <w:t xml:space="preserve">. Any non-importance sort renders flat (no tier headers).</w:t>
+      </w:r>
+      <w:r>
+        <w:t xml:space="preserve"> </w:t>
+      </w:r>
+      <w:r>
+        <w:t xml:space="preserve">-</w:t>
+      </w:r>
+      <w:r>
+        <w:t xml:space="preserve"> </w:t>
+      </w:r>
+      <w:r>
+        <w:rPr>
+          <w:b/>
+          <w:bCs/>
+        </w:rPr>
+        <w:t xml:space="preserve">Revocation (RA 10173):</w:t>
+      </w:r>
+      <w:r>
+        <w:t xml:space="preserve"> </w:t>
+      </w:r>
+      <w:r>
+        <w:t xml:space="preserve">the guest gets a</w:t>
+      </w:r>
+      <w:r>
+        <w:t xml:space="preserve"> </w:t>
+      </w:r>
+      <w:r>
+        <w:t xml:space="preserve">“Remove my photo &amp; face data”</w:t>
+      </w:r>
+      <w:r>
+        <w:t xml:space="preserve"> </w:t>
+      </w:r>
+      <w:r>
+        <w:t xml:space="preserve">control; the couple’s</w:t>
+      </w:r>
+      <w:r>
+        <w:t xml:space="preserve"> </w:t>
+      </w:r>
+      <w:r>
+        <w:rPr>
+          <w:rStyle w:val="VerbatimChar"/>
+        </w:rPr>
+        <w:t xml:space="preserve">photo_consent</w:t>
+      </w:r>
+      <w:r>
+        <w:t xml:space="preserve"> </w:t>
+      </w:r>
+      <w:r>
+        <w:t xml:space="preserve">toggle also revokes the enrollment.</w:t>
+      </w:r>
+    </w:p>
+    <w:p>
+      <w:pPr>
+        <w:pStyle w:val="BlockText"/>
+      </w:pPr>
+      <w:r>
+        <w:t xml:space="preserve">Full detail in</w:t>
+      </w:r>
+      <w:r>
+        <w:t xml:space="preserve"> </w:t>
+      </w:r>
+      <w:r>
+        <w:rPr>
+          <w:rStyle w:val="VerbatimChar"/>
+        </w:rPr>
+        <w:t xml:space="preserve">DECISION_LOG.md</w:t>
+      </w:r>
+      <w:r>
+        <w:t xml:space="preserve"> </w:t>
+      </w:r>
+      <w:r>
+        <w:t xml:space="preserve">(2026-06-05). The page-composition + functional sections below are kept for historical context, but any layout / default-sort lines they contain are superseded by this callout.</w:t>
       </w:r>
     </w:p>
     <w:p>
@@ -2345,6 +2875,333 @@
         <w:rPr>
           <w:rStyle w:val="NormalTok"/>
         </w:rPr>
+        <w:t xml:space="preserve">    </w:t>
+      </w:r>
+      <w:r>
+        <w:rPr>
+          <w:rStyle w:val="CommentTok"/>
+        </w:rPr>
+        <w:t xml:space="preserve">-- Turning this OFF also revokes any live face-recognition enrollment (2026-06-05).</w:t>
+      </w:r>
+      <w:r>
+        <w:br/>
+      </w:r>
+      <w:r>
+        <w:rPr>
+          <w:rStyle w:val="NormalTok"/>
+        </w:rPr>
+        <w:t xml:space="preserve">  photo_url           TEXT,</w:t>
+      </w:r>
+      <w:r>
+        <w:br/>
+      </w:r>
+      <w:r>
+        <w:rPr>
+          <w:rStyle w:val="NormalTok"/>
+        </w:rPr>
+        <w:t xml:space="preserve">    </w:t>
+      </w:r>
+      <w:r>
+        <w:rPr>
+          <w:rStyle w:val="CommentTok"/>
+        </w:rPr>
+        <w:t xml:space="preserve">-- Display photo for the guest-list grid (added 2026-06-05). An r2://setnayan-media/...</w:t>
+      </w:r>
+      <w:r>
+        <w:br/>
+      </w:r>
+      <w:r>
+        <w:rPr>
+          <w:rStyle w:val="NormalTok"/>
+        </w:rPr>
+        <w:t xml:space="preserve">    </w:t>
+      </w:r>
+      <w:r>
+        <w:rPr>
+          <w:rStyle w:val="CommentTok"/>
+        </w:rPr>
+        <w:t xml:space="preserve">-- ref, a raw Google avatar URL (when photo_source='oauth_google'), or NULL → initials.</w:t>
+      </w:r>
+      <w:r>
+        <w:br/>
+      </w:r>
+      <w:r>
+        <w:rPr>
+          <w:rStyle w:val="NormalTok"/>
+        </w:rPr>
+        <w:t xml:space="preserve">  photo_source        TEXT </w:t>
+      </w:r>
+      <w:r>
+        <w:rPr>
+          <w:rStyle w:val="KeywordTok"/>
+        </w:rPr>
+        <w:t xml:space="preserve">CHECK</w:t>
+      </w:r>
+      <w:r>
+        <w:rPr>
+          <w:rStyle w:val="NormalTok"/>
+        </w:rPr>
+        <w:t xml:space="preserve"> (photo_source </w:t>
+      </w:r>
+      <w:r>
+        <w:rPr>
+          <w:rStyle w:val="KeywordTok"/>
+        </w:rPr>
+        <w:t xml:space="preserve">IS</w:t>
+      </w:r>
+      <w:r>
+        <w:rPr>
+          <w:rStyle w:val="NormalTok"/>
+        </w:rPr>
+        <w:t xml:space="preserve"> </w:t>
+      </w:r>
+      <w:r>
+        <w:rPr>
+          <w:rStyle w:val="KeywordTok"/>
+        </w:rPr>
+        <w:t xml:space="preserve">NULL</w:t>
+      </w:r>
+      <w:r>
+        <w:rPr>
+          <w:rStyle w:val="NormalTok"/>
+        </w:rPr>
+        <w:t xml:space="preserve"> </w:t>
+      </w:r>
+      <w:r>
+        <w:rPr>
+          <w:rStyle w:val="KeywordTok"/>
+        </w:rPr>
+        <w:t xml:space="preserve">OR</w:t>
+      </w:r>
+      <w:r>
+        <w:rPr>
+          <w:rStyle w:val="NormalTok"/>
+        </w:rPr>
+        <w:t xml:space="preserve"> photo_source </w:t>
+      </w:r>
+      <w:r>
+        <w:rPr>
+          <w:rStyle w:val="KeywordTok"/>
+        </w:rPr>
+        <w:t xml:space="preserve">IN</w:t>
+      </w:r>
+      <w:r>
+        <w:br/>
+      </w:r>
+      <w:r>
+        <w:rPr>
+          <w:rStyle w:val="NormalTok"/>
+        </w:rPr>
+        <w:t xml:space="preserve">                        (</w:t>
+      </w:r>
+      <w:r>
+        <w:rPr>
+          <w:rStyle w:val="StringTok"/>
+        </w:rPr>
+        <w:t xml:space="preserve">'oauth_google'</w:t>
+      </w:r>
+      <w:r>
+        <w:rPr>
+          <w:rStyle w:val="NormalTok"/>
+        </w:rPr>
+        <w:t xml:space="preserve">, </w:t>
+      </w:r>
+      <w:r>
+        <w:rPr>
+          <w:rStyle w:val="StringTok"/>
+        </w:rPr>
+        <w:t xml:space="preserve">'selfie'</w:t>
+      </w:r>
+      <w:r>
+        <w:rPr>
+          <w:rStyle w:val="NormalTok"/>
+        </w:rPr>
+        <w:t xml:space="preserve">, </w:t>
+      </w:r>
+      <w:r>
+        <w:rPr>
+          <w:rStyle w:val="StringTok"/>
+        </w:rPr>
+        <w:t xml:space="preserve">'couple_upload'</w:t>
+      </w:r>
+      <w:r>
+        <w:rPr>
+          <w:rStyle w:val="NormalTok"/>
+        </w:rPr>
+        <w:t xml:space="preserve">)),</w:t>
+      </w:r>
+      <w:r>
+        <w:br/>
+      </w:r>
+      <w:r>
+        <w:rPr>
+          <w:rStyle w:val="NormalTok"/>
+        </w:rPr>
+        <w:t xml:space="preserve">    </w:t>
+      </w:r>
+      <w:r>
+        <w:rPr>
+          <w:rStyle w:val="CommentTok"/>
+        </w:rPr>
+        <w:t xml:space="preserve">-- Display-photo priority ladder: selfie &gt; couple_upload &gt; oauth_google.</w:t>
+      </w:r>
+      <w:r>
+        <w:br/>
+      </w:r>
+      <w:r>
+        <w:rPr>
+          <w:rStyle w:val="NormalTok"/>
+        </w:rPr>
+        <w:t xml:space="preserve">  photo_updated_at    TIMESTAMPTZ,</w:t>
+      </w:r>
+      <w:r>
+        <w:br/>
+      </w:r>
+      <w:r>
+        <w:rPr>
+          <w:rStyle w:val="NormalTok"/>
+        </w:rPr>
+        <w:t xml:space="preserve">  photo_set_by_user_id UUID </w:t>
+      </w:r>
+      <w:r>
+        <w:rPr>
+          <w:rStyle w:val="KeywordTok"/>
+        </w:rPr>
+        <w:t xml:space="preserve">REFERENCES</w:t>
+      </w:r>
+      <w:r>
+        <w:rPr>
+          <w:rStyle w:val="NormalTok"/>
+        </w:rPr>
+        <w:t xml:space="preserve"> auth.users(</w:t>
+      </w:r>
+      <w:r>
+        <w:rPr>
+          <w:rStyle w:val="KeywordTok"/>
+        </w:rPr>
+        <w:t xml:space="preserve">id</w:t>
+      </w:r>
+      <w:r>
+        <w:rPr>
+          <w:rStyle w:val="NormalTok"/>
+        </w:rPr>
+        <w:t xml:space="preserve">) </w:t>
+      </w:r>
+      <w:r>
+        <w:rPr>
+          <w:rStyle w:val="KeywordTok"/>
+        </w:rPr>
+        <w:t xml:space="preserve">ON</w:t>
+      </w:r>
+      <w:r>
+        <w:rPr>
+          <w:rStyle w:val="NormalTok"/>
+        </w:rPr>
+        <w:t xml:space="preserve"> </w:t>
+      </w:r>
+      <w:r>
+        <w:rPr>
+          <w:rStyle w:val="KeywordTok"/>
+        </w:rPr>
+        <w:t xml:space="preserve">DELETE</w:t>
+      </w:r>
+      <w:r>
+        <w:rPr>
+          <w:rStyle w:val="NormalTok"/>
+        </w:rPr>
+        <w:t xml:space="preserve"> </w:t>
+      </w:r>
+      <w:r>
+        <w:rPr>
+          <w:rStyle w:val="KeywordTok"/>
+        </w:rPr>
+        <w:t xml:space="preserve">SET</w:t>
+      </w:r>
+      <w:r>
+        <w:rPr>
+          <w:rStyle w:val="NormalTok"/>
+        </w:rPr>
+        <w:t xml:space="preserve"> </w:t>
+      </w:r>
+      <w:r>
+        <w:rPr>
+          <w:rStyle w:val="KeywordTok"/>
+        </w:rPr>
+        <w:t xml:space="preserve">NULL</w:t>
+      </w:r>
+      <w:r>
+        <w:rPr>
+          <w:rStyle w:val="NormalTok"/>
+        </w:rPr>
+        <w:t xml:space="preserve">,</w:t>
+      </w:r>
+      <w:r>
+        <w:br/>
+      </w:r>
+      <w:r>
+        <w:rPr>
+          <w:rStyle w:val="NormalTok"/>
+        </w:rPr>
+        <w:t xml:space="preserve">    </w:t>
+      </w:r>
+      <w:r>
+        <w:rPr>
+          <w:rStyle w:val="CommentTok"/>
+        </w:rPr>
+        <w:t xml:space="preserve">-- The face-RECOGNITION asset + biometric consent live in a SEPARATE per-event table,</w:t>
+      </w:r>
+      <w:r>
+        <w:br/>
+      </w:r>
+      <w:r>
+        <w:rPr>
+          <w:rStyle w:val="NormalTok"/>
+        </w:rPr>
+        <w:t xml:space="preserve">    </w:t>
+      </w:r>
+      <w:r>
+        <w:rPr>
+          <w:rStyle w:val="CommentTok"/>
+        </w:rPr>
+        <w:t xml:space="preserve">-- guest_face_enrollments (full-res asset_url · consent_at NOT NULL · revoked_at ·</w:t>
+      </w:r>
+      <w:r>
+        <w:br/>
+      </w:r>
+      <w:r>
+        <w:rPr>
+          <w:rStyle w:val="NormalTok"/>
+        </w:rPr>
+        <w:t xml:space="preserve">    </w:t>
+      </w:r>
+      <w:r>
+        <w:rPr>
+          <w:rStyle w:val="CommentTok"/>
+        </w:rPr>
+        <w:t xml:space="preserve">-- partial-unique one-live-per-guest · RLS Pattern B). Papic (0012) consumes asset_url.</w:t>
+      </w:r>
+      <w:r>
+        <w:br/>
+      </w:r>
+      <w:r>
+        <w:rPr>
+          <w:rStyle w:val="NormalTok"/>
+        </w:rPr>
+        <w:t xml:space="preserve">    </w:t>
+      </w:r>
+      <w:r>
+        <w:rPr>
+          <w:rStyle w:val="CommentTok"/>
+        </w:rPr>
+        <w:t xml:space="preserve">-- A Gmail avatar is display-only and never creates an enrollment.</w:t>
+      </w:r>
+      <w:r>
+        <w:br/>
+      </w:r>
+      <w:r>
+        <w:rPr>
+          <w:rStyle w:val="NormalTok"/>
+        </w:rPr>
         <w:t xml:space="preserve">  table_assignment_id UUID </w:t>
       </w:r>
       <w:r>
@@ -4787,7 +5644,74 @@
         <w:t xml:space="preserve"> </w:t>
       </w:r>
       <w:r>
-        <w:t xml:space="preserve">— server-side fetch of all guests for the couple’s event_id. Render as table on desktop, card list on mobile.</w:t>
+        <w:t xml:space="preserve">— server-side fetch of all guests for the couple’s event_id. Per the 2026-06-05 amendment at the top:</w:t>
+      </w:r>
+      <w:r>
+        <w:t xml:space="preserve"> </w:t>
+      </w:r>
+      <w:r>
+        <w:rPr>
+          <w:b/>
+          <w:bCs/>
+        </w:rPr>
+        <w:t xml:space="preserve">desktop renders a row/table</w:t>
+      </w:r>
+      <w:r>
+        <w:t xml:space="preserve"> </w:t>
+      </w:r>
+      <w:r>
+        <w:t xml:space="preserve">(photo thumbnail per row),</w:t>
+      </w:r>
+      <w:r>
+        <w:t xml:space="preserve"> </w:t>
+      </w:r>
+      <w:r>
+        <w:rPr>
+          <w:b/>
+          <w:bCs/>
+        </w:rPr>
+        <w:t xml:space="preserve">mobile renders a photo-card grid</w:t>
+      </w:r>
+      <w:r>
+        <w:t xml:space="preserve">. Default-sorted by wedding importance (Bride #1, Groom #2, then by role) and broken into role-tier sections (desktop = tier header rows; mobile = per-tier grid densities couple 2-up · special roles 2-up · guests 3-up). Other sorts render flat.</w:t>
+      </w:r>
+      <w:r>
+        <w:t xml:space="preserve"> </w:t>
+      </w:r>
+      <w:r>
+        <w:rPr>
+          <w:i/>
+          <w:iCs/>
+        </w:rPr>
+        <w:t xml:space="preserve">(Superseded the original</w:t>
+      </w:r>
+      <w:r>
+        <w:rPr>
+          <w:i/>
+          <w:iCs/>
+        </w:rPr>
+        <w:t xml:space="preserve"> </w:t>
+      </w:r>
+      <w:r>
+        <w:rPr>
+          <w:i/>
+          <w:iCs/>
+        </w:rPr>
+        <w:t xml:space="preserve">“Render as table on desktop, card list on mobile”</w:t>
+      </w:r>
+      <w:r>
+        <w:rPr>
+          <w:i/>
+          <w:iCs/>
+        </w:rPr>
+        <w:t xml:space="preserve"> </w:t>
+      </w:r>
+      <w:r>
+        <w:rPr>
+          <w:i/>
+          <w:iCs/>
+        </w:rPr>
+        <w:t xml:space="preserve">— the importance order + tiering + photos are the new parts.)</w:t>
       </w:r>
     </w:p>
     <w:p>
@@ -5299,13 +6223,91 @@
           <w:b/>
           <w:bCs/>
         </w:rPr>
-        <w:t xml:space="preserve">Edit guest</w:t>
-      </w:r>
-      <w:r>
-        <w:t xml:space="preserve"> </w:t>
-      </w:r>
-      <w:r>
-        <w:t xml:space="preserve">— open detail drawer, click Edit, fields become editable. Save persists.</w:t>
+        <w:t xml:space="preserve">Name normalization (server-side hygiene · shipped 2026-06-05, PR #1004)</w:t>
+      </w:r>
+      <w:r>
+        <w:t xml:space="preserve"> </w:t>
+      </w:r>
+      <w:r>
+        <w:t xml:space="preserve">— every guest-name write path (detailed Add-guest form, quick-add sheet, CSV import) runs a shared</w:t>
+      </w:r>
+      <w:r>
+        <w:t xml:space="preserve"> </w:t>
+      </w:r>
+      <w:r>
+        <w:rPr>
+          <w:rStyle w:val="VerbatimChar"/>
+        </w:rPr>
+        <w:t xml:space="preserve">normalizeGuestName()</w:t>
+      </w:r>
+      <w:r>
+        <w:t xml:space="preserve"> </w:t>
+      </w:r>
+      <w:r>
+        <w:t xml:space="preserve">before insert: Unicode</w:t>
+      </w:r>
+      <w:r>
+        <w:t xml:space="preserve"> </w:t>
+      </w:r>
+      <w:r>
+        <w:rPr>
+          <w:b/>
+          <w:bCs/>
+        </w:rPr>
+        <w:t xml:space="preserve">NFC</w:t>
+      </w:r>
+      <w:r>
+        <w:t xml:space="preserve">-normalize, drop zero-width / BOM / soft-hyphen / bidi formatting chars, fold all C0/C1 control chars + every Unicode whitespace (NBSP, ideographic space, …) to one ASCII space, trim, and clamp to</w:t>
+      </w:r>
+      <w:r>
+        <w:t xml:space="preserve"> </w:t>
+      </w:r>
+      <w:r>
+        <w:rPr>
+          <w:b/>
+          <w:bCs/>
+        </w:rPr>
+        <w:t xml:space="preserve">80 chars</w:t>
+      </w:r>
+      <w:r>
+        <w:t xml:space="preserve">. This is the source-of-truth hygiene pass that makes two visually identical names store + dedupe + sort identically regardless of pasted spreadsheet/PDF junk; an entry that is only invisible characters collapses to empty and is rejected by the required-name check.</w:t>
+      </w:r>
+      <w:r>
+        <w:t xml:space="preserve"> </w:t>
+      </w:r>
+      <w:r>
+        <w:rPr>
+          <w:b/>
+          <w:bCs/>
+        </w:rPr>
+        <w:t xml:space="preserve">Casing is left untouched here</w:t>
+      </w:r>
+      <w:r>
+        <w:t xml:space="preserve"> </w:t>
+      </w:r>
+      <w:r>
+        <w:t xml:space="preserve">— the Smart PH-aware title-casing above is the separate input-layer concern (naive Title-Case would mangle</w:t>
+      </w:r>
+      <w:r>
+        <w:t xml:space="preserve"> </w:t>
+      </w:r>
+      <w:r>
+        <w:t xml:space="preserve">“de la Cruz”</w:t>
+      </w:r>
+      <w:r>
+        <w:t xml:space="preserve"> </w:t>
+      </w:r>
+      <w:r>
+        <w:t xml:space="preserve">/</w:t>
+      </w:r>
+      <w:r>
+        <w:t xml:space="preserve"> </w:t>
+      </w:r>
+      <w:r>
+        <w:t xml:space="preserve">“Ng”</w:t>
+      </w:r>
+      <w:r>
+        <w:t xml:space="preserve">).</w:t>
       </w:r>
     </w:p>
     <w:p>
@@ -5321,40 +6323,223 @@
           <w:b/>
           <w:bCs/>
         </w:rPr>
-        <w:t xml:space="preserve">Delete guest</w:t>
-      </w:r>
-      <w:r>
-        <w:t xml:space="preserve"> </w:t>
-      </w:r>
-      <w:r>
-        <w:t xml:space="preserve">— soft delete or hard delete? Soft delete (set</w:t>
-      </w:r>
-      <w:r>
-        <w:t xml:space="preserve"> </w:t>
-      </w:r>
-      <w:r>
-        <w:rPr>
-          <w:rStyle w:val="VerbatimChar"/>
-        </w:rPr>
-        <w:t xml:space="preserve">deleted_at</w:t>
-      </w:r>
-      <w:r>
-        <w:t xml:space="preserve">) is safer — couples sometimes accidentally remove guests. Add</w:t>
-      </w:r>
-      <w:r>
-        <w:t xml:space="preserve"> </w:t>
-      </w:r>
-      <w:r>
-        <w:rPr>
-          <w:rStyle w:val="VerbatimChar"/>
-        </w:rPr>
-        <w:t xml:space="preserve">deleted_at TIMESTAMPTZ</w:t>
-      </w:r>
-      <w:r>
-        <w:t xml:space="preserve"> </w:t>
-      </w:r>
-      <w:r>
-        <w:t xml:space="preserve">column and filter it out of queries.</w:t>
+        <w:t xml:space="preserve">Duplicate detection on add (shipped 2026-06-05, PRs #1004/#1005)</w:t>
+      </w:r>
+      <w:r>
+        <w:t xml:space="preserve"> </w:t>
+      </w:r>
+      <w:r>
+        <w:t xml:space="preserve">— guests match on</w:t>
+      </w:r>
+      <w:r>
+        <w:t xml:space="preserve"> </w:t>
+      </w:r>
+      <w:r>
+        <w:rPr>
+          <w:b/>
+          <w:bCs/>
+        </w:rPr>
+        <w:t xml:space="preserve">both</w:t>
+      </w:r>
+      <w:r>
+        <w:t xml:space="preserve"> </w:t>
+      </w:r>
+      <w:r>
+        <w:t xml:space="preserve">first AND last name (so two distinct</w:t>
+      </w:r>
+      <w:r>
+        <w:t xml:space="preserve"> </w:t>
+      </w:r>
+      <w:r>
+        <w:t xml:space="preserve">“Marias”</w:t>
+      </w:r>
+      <w:r>
+        <w:t xml:space="preserve"> </w:t>
+      </w:r>
+      <w:r>
+        <w:t xml:space="preserve">don’t false-fire), via a shared</w:t>
+      </w:r>
+      <w:r>
+        <w:t xml:space="preserve"> </w:t>
+      </w:r>
+      <w:r>
+        <w:rPr>
+          <w:rStyle w:val="VerbatimChar"/>
+        </w:rPr>
+        <w:t xml:space="preserve">lib/guest-dedupe</w:t>
+      </w:r>
+      <w:r>
+        <w:t xml:space="preserve"> </w:t>
+      </w:r>
+      <w:r>
+        <w:t xml:space="preserve">matcher with three tiers:</w:t>
+      </w:r>
+      <w:r>
+        <w:t xml:space="preserve"> </w:t>
+      </w:r>
+      <w:r>
+        <w:rPr>
+          <w:b/>
+          <w:bCs/>
+        </w:rPr>
+        <w:t xml:space="preserve">exact</w:t>
+      </w:r>
+      <w:r>
+        <w:t xml:space="preserve"> </w:t>
+      </w:r>
+      <w:r>
+        <w:t xml:space="preserve">(normalized-equal),</w:t>
+      </w:r>
+      <w:r>
+        <w:t xml:space="preserve"> </w:t>
+      </w:r>
+      <w:r>
+        <w:rPr>
+          <w:b/>
+          <w:bCs/>
+        </w:rPr>
+        <w:t xml:space="preserve">nick</w:t>
+      </w:r>
+      <w:r>
+        <w:t xml:space="preserve"> </w:t>
+      </w:r>
+      <w:r>
+        <w:t xml:space="preserve">(nickname map, Western + Filipino — Mike↔Michael, Kiko↔Francisco, …), and</w:t>
+      </w:r>
+      <w:r>
+        <w:t xml:space="preserve"> </w:t>
+      </w:r>
+      <w:r>
+        <w:rPr>
+          <w:b/>
+          <w:bCs/>
+        </w:rPr>
+        <w:t xml:space="preserve">typo</w:t>
+      </w:r>
+      <w:r>
+        <w:t xml:space="preserve"> </w:t>
+      </w:r>
+      <w:r>
+        <w:t xml:space="preserve">(Levenshtein within a length-scaled tolerance).</w:t>
+      </w:r>
+    </w:p>
+    <w:p>
+      <w:pPr>
+        <w:pStyle w:val="Compact"/>
+        <w:numPr>
+          <w:ilvl w:val="1"/>
+          <w:numId w:val="1011"/>
+        </w:numPr>
+      </w:pPr>
+      <w:r>
+        <w:rPr>
+          <w:b/>
+          <w:bCs/>
+        </w:rPr>
+        <w:t xml:space="preserve">Quick-add sheet + detailed Add-guest form</w:t>
+      </w:r>
+      <w:r>
+        <w:t xml:space="preserve"> </w:t>
+      </w:r>
+      <w:r>
+        <w:t xml:space="preserve">show a live,</w:t>
+      </w:r>
+      <w:r>
+        <w:t xml:space="preserve"> </w:t>
+      </w:r>
+      <w:r>
+        <w:rPr>
+          <w:b/>
+          <w:bCs/>
+        </w:rPr>
+        <w:t xml:space="preserve">non-blocking</w:t>
+      </w:r>
+      <w:r>
+        <w:t xml:space="preserve"> </w:t>
+      </w:r>
+      <w:r>
+        <w:t xml:space="preserve">warning (</w:t>
+      </w:r>
+      <w:r>
+        <w:t xml:space="preserve">“Already added”</w:t>
+      </w:r>
+      <w:r>
+        <w:t xml:space="preserve"> </w:t>
+      </w:r>
+      <w:r>
+        <w:t xml:space="preserve">/</w:t>
+      </w:r>
+      <w:r>
+        <w:t xml:space="preserve"> </w:t>
+      </w:r>
+      <w:r>
+        <w:t xml:space="preserve">“Same person?”</w:t>
+      </w:r>
+      <w:r>
+        <w:t xml:space="preserve"> </w:t>
+      </w:r>
+      <w:r>
+        <w:t xml:space="preserve">/</w:t>
+      </w:r>
+      <w:r>
+        <w:t xml:space="preserve"> </w:t>
+      </w:r>
+      <w:r>
+        <w:t xml:space="preserve">“Typo?”</w:t>
+      </w:r>
+      <w:r>
+        <w:t xml:space="preserve">) with role·side + a link to each match; the couple can still add (two guests legitimately can share a name).</w:t>
+      </w:r>
+    </w:p>
+    <w:p>
+      <w:pPr>
+        <w:pStyle w:val="Compact"/>
+        <w:numPr>
+          <w:ilvl w:val="1"/>
+          <w:numId w:val="1011"/>
+        </w:numPr>
+      </w:pPr>
+      <w:r>
+        <w:rPr>
+          <w:b/>
+          <w:bCs/>
+        </w:rPr>
+        <w:t xml:space="preserve">CSV import</w:t>
+      </w:r>
+      <w:r>
+        <w:t xml:space="preserve"> </w:t>
+      </w:r>
+      <w:r>
+        <w:t xml:space="preserve">auto-</w:t>
+      </w:r>
+      <w:r>
+        <w:rPr>
+          <w:b/>
+          <w:bCs/>
+        </w:rPr>
+        <w:t xml:space="preserve">skips exact-normalized duplicates</w:t>
+      </w:r>
+      <w:r>
+        <w:t xml:space="preserve"> </w:t>
+      </w:r>
+      <w:r>
+        <w:t xml:space="preserve">— within the uploaded file AND against the existing list — so a re-import never doubles the list; the success banner reports the duplicate count separately from invalid rows. Fuzzy (nick/typo) matches are deliberately</w:t>
+      </w:r>
+      <w:r>
+        <w:t xml:space="preserve"> </w:t>
+      </w:r>
+      <w:r>
+        <w:rPr>
+          <w:b/>
+          <w:bCs/>
+        </w:rPr>
+        <w:t xml:space="preserve">not</w:t>
+      </w:r>
+      <w:r>
+        <w:t xml:space="preserve"> </w:t>
+      </w:r>
+      <w:r>
+        <w:t xml:space="preserve">auto-skipped on bulk import (a guess shouldn’t silently drop a distinct guest); that judgment stays with the interactive forms.</w:t>
       </w:r>
     </w:p>
     <w:p>
@@ -5370,13 +6555,13 @@
           <w:b/>
           <w:bCs/>
         </w:rPr>
-        <w:t xml:space="preserve">Bulk import CSV</w:t>
-      </w:r>
-      <w:r>
-        <w:t xml:space="preserve"> </w:t>
-      </w:r>
-      <w:r>
-        <w:t xml:space="preserve">— accept CSV with columns: first_name, last_name, side, group, role, household, plus_one_allowed, email, mobile. Validate, show preview, commit on confirm. 200-row max for V1.</w:t>
+        <w:t xml:space="preserve">Edit guest</w:t>
+      </w:r>
+      <w:r>
+        <w:t xml:space="preserve"> </w:t>
+      </w:r>
+      <w:r>
+        <w:t xml:space="preserve">— open detail drawer, click Edit, fields become editable. Save persists.</w:t>
       </w:r>
     </w:p>
     <w:p>
@@ -5392,13 +6577,40 @@
           <w:b/>
           <w:bCs/>
         </w:rPr>
-        <w:t xml:space="preserve">Per-event invitations</w:t>
-      </w:r>
-      <w:r>
-        <w:t xml:space="preserve"> </w:t>
-      </w:r>
-      <w:r>
-        <w:t xml:space="preserve">— toggle which schedule blocks each guest is invited to. Default: ceremony + reception. Configurable per-guest via the detail drawer.</w:t>
+        <w:t xml:space="preserve">Delete guest</w:t>
+      </w:r>
+      <w:r>
+        <w:t xml:space="preserve"> </w:t>
+      </w:r>
+      <w:r>
+        <w:t xml:space="preserve">— soft delete or hard delete? Soft delete (set</w:t>
+      </w:r>
+      <w:r>
+        <w:t xml:space="preserve"> </w:t>
+      </w:r>
+      <w:r>
+        <w:rPr>
+          <w:rStyle w:val="VerbatimChar"/>
+        </w:rPr>
+        <w:t xml:space="preserve">deleted_at</w:t>
+      </w:r>
+      <w:r>
+        <w:t xml:space="preserve">) is safer — couples sometimes accidentally remove guests. Add</w:t>
+      </w:r>
+      <w:r>
+        <w:t xml:space="preserve"> </w:t>
+      </w:r>
+      <w:r>
+        <w:rPr>
+          <w:rStyle w:val="VerbatimChar"/>
+        </w:rPr>
+        <w:t xml:space="preserve">deleted_at TIMESTAMPTZ</w:t>
+      </w:r>
+      <w:r>
+        <w:t xml:space="preserve"> </w:t>
+      </w:r>
+      <w:r>
+        <w:t xml:space="preserve">column and filter it out of queries.</w:t>
       </w:r>
     </w:p>
     <w:p>
@@ -5414,314 +6626,13 @@
           <w:b/>
           <w:bCs/>
         </w:rPr>
-        <w:t xml:space="preserve">Plus-one management</w:t>
-      </w:r>
-      <w:r>
-        <w:t xml:space="preserve"> </w:t>
-      </w:r>
-      <w:r>
-        <w:t xml:space="preserve">—</w:t>
-      </w:r>
-    </w:p>
-    <w:p>
-      <w:pPr>
-        <w:pStyle w:val="Compact"/>
-        <w:numPr>
-          <w:ilvl w:val="1"/>
-          <w:numId w:val="1011"/>
-        </w:numPr>
-      </w:pPr>
-      <w:r>
-        <w:rPr>
-          <w:rStyle w:val="VerbatimChar"/>
-        </w:rPr>
-        <w:t xml:space="preserve">plus_one_allowed</w:t>
-      </w:r>
-      <w:r>
-        <w:t xml:space="preserve"> </w:t>
-      </w:r>
-      <w:r>
-        <w:t xml:space="preserve">is per-guest, defaults FALSE. Couples opt in per guest; it is never automatic.</w:t>
-      </w:r>
-    </w:p>
-    <w:p>
-      <w:pPr>
-        <w:pStyle w:val="Compact"/>
-        <w:numPr>
-          <w:ilvl w:val="1"/>
-          <w:numId w:val="1011"/>
-        </w:numPr>
-      </w:pPr>
-      <w:r>
-        <w:t xml:space="preserve">When the couple toggles ON for a guest, the modal exposes a</w:t>
-      </w:r>
-      <w:r>
-        <w:t xml:space="preserve"> </w:t>
-      </w:r>
-      <w:r>
-        <w:rPr>
-          <w:b/>
-          <w:bCs/>
-        </w:rPr>
-        <w:t xml:space="preserve">Plus-one details sub-block</w:t>
-      </w:r>
-      <w:r>
-        <w:t xml:space="preserve">:</w:t>
-      </w:r>
-    </w:p>
-    <w:p>
-      <w:pPr>
-        <w:pStyle w:val="Compact"/>
-        <w:numPr>
-          <w:ilvl w:val="2"/>
-          <w:numId w:val="1012"/>
-        </w:numPr>
-      </w:pPr>
-      <w:r>
-        <w:t xml:space="preserve">First name + Last name (or leave blank for</w:t>
-      </w:r>
-      <w:r>
-        <w:t xml:space="preserve"> </w:t>
-      </w:r>
-      <w:r>
-        <w:t xml:space="preserve">“TBA”</w:t>
-      </w:r>
-      <w:r>
-        <w:t xml:space="preserve"> </w:t>
-      </w:r>
-      <w:r>
-        <w:t xml:space="preserve">— the couple has invited the +1 but</w:t>
-      </w:r>
-      <w:r>
-        <w:t xml:space="preserve"> </w:t>
-      </w:r>
-      <w:r>
-        <w:t xml:space="preserve">doesn’t know who they’ll be yet, common when a guest hasn’t decided who they’re bringing).</w:t>
-      </w:r>
-    </w:p>
-    <w:p>
-      <w:pPr>
-        <w:pStyle w:val="Compact"/>
-        <w:numPr>
-          <w:ilvl w:val="2"/>
-          <w:numId w:val="1012"/>
-        </w:numPr>
-      </w:pPr>
-      <w:r>
-        <w:rPr>
-          <w:b/>
-          <w:bCs/>
-        </w:rPr>
-        <w:t xml:space="preserve">Plus-one access mode</w:t>
-      </w:r>
-      <w:r>
-        <w:t xml:space="preserve"> </w:t>
-      </w:r>
-      <w:r>
-        <w:t xml:space="preserve">radio —</w:t>
-      </w:r>
-      <w:r>
-        <w:t xml:space="preserve"> </w:t>
-      </w:r>
-      <w:r>
-        <w:rPr>
-          <w:rStyle w:val="VerbatimChar"/>
-        </w:rPr>
-        <w:t xml:space="preserve">Full</w:t>
-      </w:r>
-      <w:r>
-        <w:t xml:space="preserve"> </w:t>
-      </w:r>
-      <w:r>
-        <w:t xml:space="preserve">(default; +1 gets the full Setnayan guest experience)</w:t>
-      </w:r>
-      <w:r>
-        <w:t xml:space="preserve"> </w:t>
-      </w:r>
-      <w:r>
-        <w:t xml:space="preserve">vs</w:t>
-      </w:r>
-      <w:r>
-        <w:t xml:space="preserve"> </w:t>
-      </w:r>
-      <w:r>
-        <w:rPr>
-          <w:rStyle w:val="VerbatimChar"/>
-        </w:rPr>
-        <w:t xml:space="preserve">Limited</w:t>
-      </w:r>
-      <w:r>
-        <w:t xml:space="preserve"> </w:t>
-      </w:r>
-      <w:r>
-        <w:t xml:space="preserve">(+1 can be tagged in photos and RSVP, but no Shutter / Selfie Camera /</w:t>
-      </w:r>
-      <w:r>
-        <w:t xml:space="preserve"> </w:t>
-      </w:r>
-      <w:r>
-        <w:t xml:space="preserve">Challenges / reel builder; their tagged photos flow into the primary inviter’s gallery).</w:t>
-      </w:r>
-    </w:p>
-    <w:p>
-      <w:pPr>
-        <w:pStyle w:val="Compact"/>
-        <w:numPr>
-          <w:ilvl w:val="1"/>
-          <w:numId w:val="1011"/>
-        </w:numPr>
-      </w:pPr>
-      <w:r>
-        <w:t xml:space="preserve">On save, if any +1 details are provided OR the toggle is on with a TBA placeholder, the system</w:t>
-      </w:r>
-      <w:r>
-        <w:t xml:space="preserve"> </w:t>
-      </w:r>
-      <w:r>
-        <w:t xml:space="preserve">creates a second</w:t>
-      </w:r>
-      <w:r>
-        <w:t xml:space="preserve"> </w:t>
-      </w:r>
-      <w:r>
-        <w:rPr>
-          <w:rStyle w:val="VerbatimChar"/>
-        </w:rPr>
-        <w:t xml:space="preserve">guests</w:t>
-      </w:r>
-      <w:r>
-        <w:t xml:space="preserve"> </w:t>
-      </w:r>
-      <w:r>
-        <w:t xml:space="preserve">row with</w:t>
-      </w:r>
-      <w:r>
-        <w:t xml:space="preserve"> </w:t>
-      </w:r>
-      <w:r>
-        <w:rPr>
-          <w:rStyle w:val="VerbatimChar"/>
-        </w:rPr>
-        <w:t xml:space="preserve">plus_one_of_guest_id = primary_guest.guest_id</w:t>
-      </w:r>
-      <w:r>
-        <w:t xml:space="preserve"> </w:t>
-      </w:r>
-      <w:r>
-        <w:t xml:space="preserve">and the</w:t>
-      </w:r>
-      <w:r>
-        <w:t xml:space="preserve"> </w:t>
-      </w:r>
-      <w:r>
-        <w:t xml:space="preserve">chosen</w:t>
-      </w:r>
-      <w:r>
-        <w:t xml:space="preserve"> </w:t>
-      </w:r>
-      <w:r>
-        <w:rPr>
-          <w:rStyle w:val="VerbatimChar"/>
-        </w:rPr>
-        <w:t xml:space="preserve">plus_one_mode</w:t>
-      </w:r>
-      <w:r>
-        <w:t xml:space="preserve">. Both rows share the same</w:t>
-      </w:r>
-      <w:r>
-        <w:t xml:space="preserve"> </w:t>
-      </w:r>
-      <w:r>
-        <w:rPr>
-          <w:rStyle w:val="VerbatimChar"/>
-        </w:rPr>
-        <w:t xml:space="preserve">household_id</w:t>
-      </w:r>
-      <w:r>
-        <w:t xml:space="preserve">.</w:t>
-      </w:r>
-      <w:r>
-        <w:t xml:space="preserve"> </w:t>
-      </w:r>
-      <w:r>
-        <w:rPr>
-          <w:b/>
-          <w:bCs/>
-        </w:rPr>
-        <w:t xml:space="preserve">Each row gets its own</w:t>
-      </w:r>
-      <w:r>
-        <w:rPr>
-          <w:b/>
-          <w:bCs/>
-        </w:rPr>
-        <w:t xml:space="preserve"> </w:t>
-      </w:r>
-      <w:r>
-        <w:rPr>
-          <w:rStyle w:val="VerbatimChar"/>
-          <w:b/>
-          <w:bCs/>
-        </w:rPr>
-        <w:t xml:space="preserve">qr_token</w:t>
-      </w:r>
-      <w:r>
-        <w:t xml:space="preserve"> </w:t>
-      </w:r>
-      <w:r>
-        <w:t xml:space="preserve">— the +1’s QR is never shared with the primary.</w:t>
-      </w:r>
-    </w:p>
-    <w:p>
-      <w:pPr>
-        <w:pStyle w:val="Compact"/>
-        <w:numPr>
-          <w:ilvl w:val="1"/>
-          <w:numId w:val="1011"/>
-        </w:numPr>
-      </w:pPr>
-      <w:r>
-        <w:rPr>
-          <w:b/>
-          <w:bCs/>
-        </w:rPr>
-        <w:t xml:space="preserve">TBA +1s still get a usable QR.</w:t>
-      </w:r>
-      <w:r>
-        <w:t xml:space="preserve"> </w:t>
-      </w:r>
-      <w:r>
-        <w:t xml:space="preserve">The +1 row exists with first_name = “” and last_name = “”</w:t>
-      </w:r>
-      <w:r>
-        <w:t xml:space="preserve"> </w:t>
-      </w:r>
-      <w:r>
-        <w:t xml:space="preserve">(or a</w:t>
-      </w:r>
-      <w:r>
-        <w:t xml:space="preserve"> </w:t>
-      </w:r>
-      <w:r>
-        <w:t xml:space="preserve">“TBA”</w:t>
-      </w:r>
-      <w:r>
-        <w:t xml:space="preserve"> </w:t>
-      </w:r>
-      <w:r>
-        <w:t xml:space="preserve">placeholder), and the couple can print/send the QR before the +1 is named. The</w:t>
-      </w:r>
-      <w:r>
-        <w:t xml:space="preserve"> </w:t>
-      </w:r>
-      <w:r>
-        <w:t xml:space="preserve">name-capture step happens at first scan — see 0002 for the onboarding flow that the +1 is</w:t>
-      </w:r>
-      <w:r>
-        <w:t xml:space="preserve"> </w:t>
-      </w:r>
-      <w:r>
-        <w:t xml:space="preserve">routed through before they hit their personal invitation site.</w:t>
+        <w:t xml:space="preserve">Bulk import CSV</w:t>
+      </w:r>
+      <w:r>
+        <w:t xml:space="preserve"> </w:t>
+      </w:r>
+      <w:r>
+        <w:t xml:space="preserve">— accept CSV with columns: first_name, last_name, side, group, role, household, plus_one_allowed, email, mobile. Validate, show preview, commit on confirm. 200-row max for V1.</w:t>
       </w:r>
     </w:p>
     <w:p>
@@ -5737,13 +6648,13 @@
           <w:b/>
           <w:bCs/>
         </w:rPr>
-        <w:t xml:space="preserve">Custom tags</w:t>
-      </w:r>
-      <w:r>
-        <w:t xml:space="preserve"> </w:t>
-      </w:r>
-      <w:r>
-        <w:t xml:space="preserve">— free-form tag input, autocomplete suggestions from existing tags on the event.</w:t>
+        <w:t xml:space="preserve">Per-event invitations</w:t>
+      </w:r>
+      <w:r>
+        <w:t xml:space="preserve"> </w:t>
+      </w:r>
+      <w:r>
+        <w:t xml:space="preserve">— toggle which schedule blocks each guest is invited to. Default: ceremony + reception. Configurable per-guest via the detail drawer.</w:t>
       </w:r>
     </w:p>
     <w:p>
@@ -5759,6 +6670,351 @@
           <w:b/>
           <w:bCs/>
         </w:rPr>
+        <w:t xml:space="preserve">Plus-one management</w:t>
+      </w:r>
+      <w:r>
+        <w:t xml:space="preserve"> </w:t>
+      </w:r>
+      <w:r>
+        <w:t xml:space="preserve">—</w:t>
+      </w:r>
+    </w:p>
+    <w:p>
+      <w:pPr>
+        <w:pStyle w:val="Compact"/>
+        <w:numPr>
+          <w:ilvl w:val="1"/>
+          <w:numId w:val="1012"/>
+        </w:numPr>
+      </w:pPr>
+      <w:r>
+        <w:rPr>
+          <w:rStyle w:val="VerbatimChar"/>
+        </w:rPr>
+        <w:t xml:space="preserve">plus_one_allowed</w:t>
+      </w:r>
+      <w:r>
+        <w:t xml:space="preserve"> </w:t>
+      </w:r>
+      <w:r>
+        <w:t xml:space="preserve">is per-guest, defaults FALSE. Couples opt in per guest; it is never automatic.</w:t>
+      </w:r>
+    </w:p>
+    <w:p>
+      <w:pPr>
+        <w:pStyle w:val="Compact"/>
+        <w:numPr>
+          <w:ilvl w:val="1"/>
+          <w:numId w:val="1012"/>
+        </w:numPr>
+      </w:pPr>
+      <w:r>
+        <w:t xml:space="preserve">When the couple toggles ON for a guest, the modal exposes a</w:t>
+      </w:r>
+      <w:r>
+        <w:t xml:space="preserve"> </w:t>
+      </w:r>
+      <w:r>
+        <w:rPr>
+          <w:b/>
+          <w:bCs/>
+        </w:rPr>
+        <w:t xml:space="preserve">Plus-one details sub-block</w:t>
+      </w:r>
+      <w:r>
+        <w:t xml:space="preserve">:</w:t>
+      </w:r>
+    </w:p>
+    <w:p>
+      <w:pPr>
+        <w:pStyle w:val="Compact"/>
+        <w:numPr>
+          <w:ilvl w:val="2"/>
+          <w:numId w:val="1013"/>
+        </w:numPr>
+      </w:pPr>
+      <w:r>
+        <w:t xml:space="preserve">First name + Last name (or leave blank for</w:t>
+      </w:r>
+      <w:r>
+        <w:t xml:space="preserve"> </w:t>
+      </w:r>
+      <w:r>
+        <w:t xml:space="preserve">“TBA”</w:t>
+      </w:r>
+      <w:r>
+        <w:t xml:space="preserve"> </w:t>
+      </w:r>
+      <w:r>
+        <w:t xml:space="preserve">— the couple has invited the +1 but</w:t>
+      </w:r>
+      <w:r>
+        <w:t xml:space="preserve"> </w:t>
+      </w:r>
+      <w:r>
+        <w:t xml:space="preserve">doesn’t know who they’ll be yet, common when a guest hasn’t decided who they’re bringing).</w:t>
+      </w:r>
+    </w:p>
+    <w:p>
+      <w:pPr>
+        <w:pStyle w:val="Compact"/>
+        <w:numPr>
+          <w:ilvl w:val="2"/>
+          <w:numId w:val="1013"/>
+        </w:numPr>
+      </w:pPr>
+      <w:r>
+        <w:rPr>
+          <w:b/>
+          <w:bCs/>
+        </w:rPr>
+        <w:t xml:space="preserve">Plus-one access mode</w:t>
+      </w:r>
+      <w:r>
+        <w:t xml:space="preserve"> </w:t>
+      </w:r>
+      <w:r>
+        <w:t xml:space="preserve">radio —</w:t>
+      </w:r>
+      <w:r>
+        <w:t xml:space="preserve"> </w:t>
+      </w:r>
+      <w:r>
+        <w:rPr>
+          <w:rStyle w:val="VerbatimChar"/>
+        </w:rPr>
+        <w:t xml:space="preserve">Full</w:t>
+      </w:r>
+      <w:r>
+        <w:t xml:space="preserve"> </w:t>
+      </w:r>
+      <w:r>
+        <w:t xml:space="preserve">(default; +1 gets the full Setnayan guest experience)</w:t>
+      </w:r>
+      <w:r>
+        <w:t xml:space="preserve"> </w:t>
+      </w:r>
+      <w:r>
+        <w:t xml:space="preserve">vs</w:t>
+      </w:r>
+      <w:r>
+        <w:t xml:space="preserve"> </w:t>
+      </w:r>
+      <w:r>
+        <w:rPr>
+          <w:rStyle w:val="VerbatimChar"/>
+        </w:rPr>
+        <w:t xml:space="preserve">Limited</w:t>
+      </w:r>
+      <w:r>
+        <w:t xml:space="preserve"> </w:t>
+      </w:r>
+      <w:r>
+        <w:t xml:space="preserve">(+1 can be tagged in photos and RSVP, but no Shutter / Selfie Camera /</w:t>
+      </w:r>
+      <w:r>
+        <w:t xml:space="preserve"> </w:t>
+      </w:r>
+      <w:r>
+        <w:t xml:space="preserve">Challenges / reel builder; their tagged photos flow into the primary inviter’s gallery).</w:t>
+      </w:r>
+    </w:p>
+    <w:p>
+      <w:pPr>
+        <w:pStyle w:val="Compact"/>
+        <w:numPr>
+          <w:ilvl w:val="1"/>
+          <w:numId w:val="1012"/>
+        </w:numPr>
+      </w:pPr>
+      <w:r>
+        <w:t xml:space="preserve">On save, if any +1 details are provided OR the toggle is on with a TBA placeholder, the system</w:t>
+      </w:r>
+      <w:r>
+        <w:t xml:space="preserve"> </w:t>
+      </w:r>
+      <w:r>
+        <w:t xml:space="preserve">creates a second</w:t>
+      </w:r>
+      <w:r>
+        <w:t xml:space="preserve"> </w:t>
+      </w:r>
+      <w:r>
+        <w:rPr>
+          <w:rStyle w:val="VerbatimChar"/>
+        </w:rPr>
+        <w:t xml:space="preserve">guests</w:t>
+      </w:r>
+      <w:r>
+        <w:t xml:space="preserve"> </w:t>
+      </w:r>
+      <w:r>
+        <w:t xml:space="preserve">row with</w:t>
+      </w:r>
+      <w:r>
+        <w:t xml:space="preserve"> </w:t>
+      </w:r>
+      <w:r>
+        <w:rPr>
+          <w:rStyle w:val="VerbatimChar"/>
+        </w:rPr>
+        <w:t xml:space="preserve">plus_one_of_guest_id = primary_guest.guest_id</w:t>
+      </w:r>
+      <w:r>
+        <w:t xml:space="preserve"> </w:t>
+      </w:r>
+      <w:r>
+        <w:t xml:space="preserve">and the</w:t>
+      </w:r>
+      <w:r>
+        <w:t xml:space="preserve"> </w:t>
+      </w:r>
+      <w:r>
+        <w:t xml:space="preserve">chosen</w:t>
+      </w:r>
+      <w:r>
+        <w:t xml:space="preserve"> </w:t>
+      </w:r>
+      <w:r>
+        <w:rPr>
+          <w:rStyle w:val="VerbatimChar"/>
+        </w:rPr>
+        <w:t xml:space="preserve">plus_one_mode</w:t>
+      </w:r>
+      <w:r>
+        <w:t xml:space="preserve">. Both rows share the same</w:t>
+      </w:r>
+      <w:r>
+        <w:t xml:space="preserve"> </w:t>
+      </w:r>
+      <w:r>
+        <w:rPr>
+          <w:rStyle w:val="VerbatimChar"/>
+        </w:rPr>
+        <w:t xml:space="preserve">household_id</w:t>
+      </w:r>
+      <w:r>
+        <w:t xml:space="preserve">.</w:t>
+      </w:r>
+      <w:r>
+        <w:t xml:space="preserve"> </w:t>
+      </w:r>
+      <w:r>
+        <w:rPr>
+          <w:b/>
+          <w:bCs/>
+        </w:rPr>
+        <w:t xml:space="preserve">Each row gets its own</w:t>
+      </w:r>
+      <w:r>
+        <w:rPr>
+          <w:b/>
+          <w:bCs/>
+        </w:rPr>
+        <w:t xml:space="preserve"> </w:t>
+      </w:r>
+      <w:r>
+        <w:rPr>
+          <w:rStyle w:val="VerbatimChar"/>
+          <w:b/>
+          <w:bCs/>
+        </w:rPr>
+        <w:t xml:space="preserve">qr_token</w:t>
+      </w:r>
+      <w:r>
+        <w:t xml:space="preserve"> </w:t>
+      </w:r>
+      <w:r>
+        <w:t xml:space="preserve">— the +1’s QR is never shared with the primary.</w:t>
+      </w:r>
+    </w:p>
+    <w:p>
+      <w:pPr>
+        <w:pStyle w:val="Compact"/>
+        <w:numPr>
+          <w:ilvl w:val="1"/>
+          <w:numId w:val="1012"/>
+        </w:numPr>
+      </w:pPr>
+      <w:r>
+        <w:rPr>
+          <w:b/>
+          <w:bCs/>
+        </w:rPr>
+        <w:t xml:space="preserve">TBA +1s still get a usable QR.</w:t>
+      </w:r>
+      <w:r>
+        <w:t xml:space="preserve"> </w:t>
+      </w:r>
+      <w:r>
+        <w:t xml:space="preserve">The +1 row exists with first_name = “” and last_name = “”</w:t>
+      </w:r>
+      <w:r>
+        <w:t xml:space="preserve"> </w:t>
+      </w:r>
+      <w:r>
+        <w:t xml:space="preserve">(or a</w:t>
+      </w:r>
+      <w:r>
+        <w:t xml:space="preserve"> </w:t>
+      </w:r>
+      <w:r>
+        <w:t xml:space="preserve">“TBA”</w:t>
+      </w:r>
+      <w:r>
+        <w:t xml:space="preserve"> </w:t>
+      </w:r>
+      <w:r>
+        <w:t xml:space="preserve">placeholder), and the couple can print/send the QR before the +1 is named. The</w:t>
+      </w:r>
+      <w:r>
+        <w:t xml:space="preserve"> </w:t>
+      </w:r>
+      <w:r>
+        <w:t xml:space="preserve">name-capture step happens at first scan — see 0002 for the onboarding flow that the +1 is</w:t>
+      </w:r>
+      <w:r>
+        <w:t xml:space="preserve"> </w:t>
+      </w:r>
+      <w:r>
+        <w:t xml:space="preserve">routed through before they hit their personal invitation site.</w:t>
+      </w:r>
+    </w:p>
+    <w:p>
+      <w:pPr>
+        <w:pStyle w:val="Compact"/>
+        <w:numPr>
+          <w:ilvl w:val="0"/>
+          <w:numId w:val="1010"/>
+        </w:numPr>
+      </w:pPr>
+      <w:r>
+        <w:rPr>
+          <w:b/>
+          <w:bCs/>
+        </w:rPr>
+        <w:t xml:space="preserve">Custom tags</w:t>
+      </w:r>
+      <w:r>
+        <w:t xml:space="preserve"> </w:t>
+      </w:r>
+      <w:r>
+        <w:t xml:space="preserve">— free-form tag input, autocomplete suggestions from existing tags on the event.</w:t>
+      </w:r>
+    </w:p>
+    <w:p>
+      <w:pPr>
+        <w:pStyle w:val="Compact"/>
+        <w:numPr>
+          <w:ilvl w:val="0"/>
+          <w:numId w:val="1010"/>
+        </w:numPr>
+      </w:pPr>
+      <w:r>
+        <w:rPr>
+          <w:b/>
+          <w:bCs/>
+        </w:rPr>
         <w:t xml:space="preserve">Households</w:t>
       </w:r>
       <w:r>
@@ -5798,7 +7054,7 @@
         <w:pStyle w:val="Compact"/>
         <w:numPr>
           <w:ilvl w:val="0"/>
-          <w:numId w:val="1013"/>
+          <w:numId w:val="1014"/>
         </w:numPr>
       </w:pPr>
       <w:r>
@@ -5832,7 +7088,7 @@
         <w:pStyle w:val="Compact"/>
         <w:numPr>
           <w:ilvl w:val="0"/>
-          <w:numId w:val="1013"/>
+          <w:numId w:val="1014"/>
         </w:numPr>
       </w:pPr>
       <w:r>
@@ -5854,7 +7110,7 @@
         <w:pStyle w:val="Compact"/>
         <w:numPr>
           <w:ilvl w:val="0"/>
-          <w:numId w:val="1013"/>
+          <w:numId w:val="1014"/>
         </w:numPr>
       </w:pPr>
       <w:r>
@@ -5888,7 +7144,7 @@
         <w:pStyle w:val="Compact"/>
         <w:numPr>
           <w:ilvl w:val="0"/>
-          <w:numId w:val="1013"/>
+          <w:numId w:val="1014"/>
         </w:numPr>
       </w:pPr>
       <w:r>
@@ -5910,7 +7166,7 @@
         <w:pStyle w:val="Compact"/>
         <w:numPr>
           <w:ilvl w:val="0"/>
-          <w:numId w:val="1013"/>
+          <w:numId w:val="1014"/>
         </w:numPr>
       </w:pPr>
       <w:r>
@@ -5932,7 +7188,7 @@
         <w:pStyle w:val="Compact"/>
         <w:numPr>
           <w:ilvl w:val="0"/>
-          <w:numId w:val="1013"/>
+          <w:numId w:val="1014"/>
         </w:numPr>
       </w:pPr>
       <w:r>
@@ -5972,7 +7228,7 @@
         <w:pStyle w:val="Compact"/>
         <w:numPr>
           <w:ilvl w:val="0"/>
-          <w:numId w:val="1014"/>
+          <w:numId w:val="1015"/>
         </w:numPr>
       </w:pPr>
       <w:r>
@@ -5992,33 +7248,6 @@
       </w:r>
       <w:r>
         <w:t xml:space="preserve">for an authenticated couple with an event.</w:t>
-      </w:r>
-    </w:p>
-    <w:p>
-      <w:pPr>
-        <w:pStyle w:val="Compact"/>
-        <w:numPr>
-          <w:ilvl w:val="0"/>
-          <w:numId w:val="1015"/>
-        </w:numPr>
-      </w:pPr>
-      <w:r>
-        <w:t xml:space="preserve">Visual parity to</w:t>
-      </w:r>
-      <w:r>
-        <w:t xml:space="preserve"> </w:t>
-      </w:r>
-      <w:r>
-        <w:rPr>
-          <w:rStyle w:val="VerbatimChar"/>
-        </w:rPr>
-        <w:t xml:space="preserve">0001_creating_guest_list.html</w:t>
-      </w:r>
-      <w:r>
-        <w:t xml:space="preserve"> </w:t>
-      </w:r>
-      <w:r>
-        <w:t xml:space="preserve">at 1280px desktop and 390px mobile widths.</w:t>
       </w:r>
     </w:p>
     <w:p>
@@ -6030,7 +7259,22 @@
         </w:numPr>
       </w:pPr>
       <w:r>
-        <w:t xml:space="preserve">All 18 Filipino-wedding role values selectable in the role dropdown and rendered with appropriate color-coded chips in the list.</w:t>
+        <w:t xml:space="preserve">Visual parity to</w:t>
+      </w:r>
+      <w:r>
+        <w:t xml:space="preserve"> </w:t>
+      </w:r>
+      <w:r>
+        <w:rPr>
+          <w:rStyle w:val="VerbatimChar"/>
+        </w:rPr>
+        <w:t xml:space="preserve">0001_creating_guest_list.html</w:t>
+      </w:r>
+      <w:r>
+        <w:t xml:space="preserve"> </w:t>
+      </w:r>
+      <w:r>
+        <w:t xml:space="preserve">at 1280px desktop and 390px mobile widths.</w:t>
       </w:r>
     </w:p>
     <w:p>
@@ -6042,7 +7286,7 @@
         </w:numPr>
       </w:pPr>
       <w:r>
-        <w:t xml:space="preserve">Side coding (bride / groom / both) reflected in the avatar gradient AND in the side chip on every row.</w:t>
+        <w:t xml:space="preserve">All 18 Filipino-wedding role values selectable in the role dropdown and rendered with appropriate color-coded chips in the list.</w:t>
       </w:r>
     </w:p>
     <w:p>
@@ -6054,7 +7298,7 @@
         </w:numPr>
       </w:pPr>
       <w:r>
-        <w:t xml:space="preserve">Stats strip numbers update reactively when RSVP status changes or guests are added/removed.</w:t>
+        <w:t xml:space="preserve">Side coding (bride / groom / both) reflected in the avatar gradient AND in the side chip on every row.</w:t>
       </w:r>
     </w:p>
     <w:p>
@@ -6066,7 +7310,7 @@
         </w:numPr>
       </w:pPr>
       <w:r>
-        <w:t xml:space="preserve">Search, filter, and sort all work without page reload.</w:t>
+        <w:t xml:space="preserve">Stats strip numbers update reactively when RSVP status changes or guests are added/removed.</w:t>
       </w:r>
     </w:p>
     <w:p>
@@ -6078,7 +7322,7 @@
         </w:numPr>
       </w:pPr>
       <w:r>
-        <w:t xml:space="preserve">Add-guest form validates all required fields client-side AND server-side. Required: first_name, last_name, side, group, role.</w:t>
+        <w:t xml:space="preserve">Search, filter, and sort all work without page reload.</w:t>
       </w:r>
     </w:p>
     <w:p>
@@ -6090,29 +7334,7 @@
         </w:numPr>
       </w:pPr>
       <w:r>
-        <w:rPr>
-          <w:b/>
-          <w:bCs/>
-        </w:rPr>
-        <w:t xml:space="preserve">Plus-one default OFF.</w:t>
-      </w:r>
-      <w:r>
-        <w:t xml:space="preserve"> </w:t>
-      </w:r>
-      <w:r>
-        <w:t xml:space="preserve">New guests render with the Plus-one toggle off. Toggling it on reveals the inline sub-block (name fields + access-mode radio defaulting to</w:t>
-      </w:r>
-      <w:r>
-        <w:t xml:space="preserve"> </w:t>
-      </w:r>
-      <w:r>
-        <w:rPr>
-          <w:rStyle w:val="VerbatimChar"/>
-        </w:rPr>
-        <w:t xml:space="preserve">Full</w:t>
-      </w:r>
-      <w:r>
-        <w:t xml:space="preserve">).</w:t>
+        <w:t xml:space="preserve">Add-guest form validates all required fields client-side AND server-side. Required: first_name, last_name, side, group, role.</w:t>
       </w:r>
     </w:p>
     <w:p>
@@ -6128,82 +7350,25 @@
           <w:b/>
           <w:bCs/>
         </w:rPr>
-        <w:t xml:space="preserve">Plus-one creates a real row.</w:t>
-      </w:r>
-      <w:r>
-        <w:t xml:space="preserve"> </w:t>
-      </w:r>
-      <w:r>
-        <w:t xml:space="preserve">Saving a guest with Plus-one ON creates a second</w:t>
-      </w:r>
-      <w:r>
-        <w:t xml:space="preserve"> </w:t>
-      </w:r>
-      <w:r>
-        <w:rPr>
-          <w:rStyle w:val="VerbatimChar"/>
-        </w:rPr>
-        <w:t xml:space="preserve">guests</w:t>
-      </w:r>
-      <w:r>
-        <w:t xml:space="preserve"> </w:t>
-      </w:r>
-      <w:r>
-        <w:t xml:space="preserve">row with</w:t>
-      </w:r>
-      <w:r>
-        <w:t xml:space="preserve"> </w:t>
-      </w:r>
-      <w:r>
-        <w:rPr>
-          <w:rStyle w:val="VerbatimChar"/>
-        </w:rPr>
-        <w:t xml:space="preserve">plus_one_of_guest_id</w:t>
-      </w:r>
-      <w:r>
-        <w:t xml:space="preserve"> </w:t>
-      </w:r>
-      <w:r>
-        <w:t xml:space="preserve">pointing at the primary, the chosen</w:t>
-      </w:r>
-      <w:r>
-        <w:t xml:space="preserve"> </w:t>
-      </w:r>
-      <w:r>
-        <w:rPr>
-          <w:rStyle w:val="VerbatimChar"/>
-        </w:rPr>
-        <w:t xml:space="preserve">plus_one_mode</w:t>
-      </w:r>
-      <w:r>
-        <w:t xml:space="preserve">, and its own auto-generated</w:t>
-      </w:r>
-      <w:r>
-        <w:t xml:space="preserve"> </w:t>
-      </w:r>
-      <w:r>
-        <w:rPr>
-          <w:rStyle w:val="VerbatimChar"/>
-        </w:rPr>
-        <w:t xml:space="preserve">qr_token</w:t>
-      </w:r>
-      <w:r>
-        <w:t xml:space="preserve"> </w:t>
-      </w:r>
-      <w:r>
-        <w:t xml:space="preserve">(different from the primary’s). The two rows share</w:t>
-      </w:r>
-      <w:r>
-        <w:t xml:space="preserve"> </w:t>
-      </w:r>
-      <w:r>
-        <w:rPr>
-          <w:rStyle w:val="VerbatimChar"/>
-        </w:rPr>
-        <w:t xml:space="preserve">household_id</w:t>
-      </w:r>
-      <w:r>
-        <w:t xml:space="preserve">.</w:t>
+        <w:t xml:space="preserve">Plus-one default OFF.</w:t>
+      </w:r>
+      <w:r>
+        <w:t xml:space="preserve"> </w:t>
+      </w:r>
+      <w:r>
+        <w:t xml:space="preserve">New guests render with the Plus-one toggle off. Toggling it on reveals the inline sub-block (name fields + access-mode radio defaulting to</w:t>
+      </w:r>
+      <w:r>
+        <w:t xml:space="preserve"> </w:t>
+      </w:r>
+      <w:r>
+        <w:rPr>
+          <w:rStyle w:val="VerbatimChar"/>
+        </w:rPr>
+        <w:t xml:space="preserve">Full</w:t>
+      </w:r>
+      <w:r>
+        <w:t xml:space="preserve">).</w:t>
       </w:r>
     </w:p>
     <w:p>
@@ -6219,25 +7384,82 @@
           <w:b/>
           <w:bCs/>
         </w:rPr>
-        <w:t xml:space="preserve">TBA +1 is allowed.</w:t>
-      </w:r>
-      <w:r>
-        <w:t xml:space="preserve"> </w:t>
-      </w:r>
-      <w:r>
-        <w:t xml:space="preserve">Saving with Plus-one ON but blank +1 names persists the +1 row with empty first/last names; the list view renders it as</w:t>
-      </w:r>
-      <w:r>
-        <w:t xml:space="preserve"> </w:t>
-      </w:r>
-      <w:r>
-        <w:t xml:space="preserve">“+ TBA · brought by [primary]”</w:t>
-      </w:r>
-      <w:r>
-        <w:t xml:space="preserve"> </w:t>
-      </w:r>
-      <w:r>
-        <w:t xml:space="preserve">and the +1’s QR is printable immediately.</w:t>
+        <w:t xml:space="preserve">Plus-one creates a real row.</w:t>
+      </w:r>
+      <w:r>
+        <w:t xml:space="preserve"> </w:t>
+      </w:r>
+      <w:r>
+        <w:t xml:space="preserve">Saving a guest with Plus-one ON creates a second</w:t>
+      </w:r>
+      <w:r>
+        <w:t xml:space="preserve"> </w:t>
+      </w:r>
+      <w:r>
+        <w:rPr>
+          <w:rStyle w:val="VerbatimChar"/>
+        </w:rPr>
+        <w:t xml:space="preserve">guests</w:t>
+      </w:r>
+      <w:r>
+        <w:t xml:space="preserve"> </w:t>
+      </w:r>
+      <w:r>
+        <w:t xml:space="preserve">row with</w:t>
+      </w:r>
+      <w:r>
+        <w:t xml:space="preserve"> </w:t>
+      </w:r>
+      <w:r>
+        <w:rPr>
+          <w:rStyle w:val="VerbatimChar"/>
+        </w:rPr>
+        <w:t xml:space="preserve">plus_one_of_guest_id</w:t>
+      </w:r>
+      <w:r>
+        <w:t xml:space="preserve"> </w:t>
+      </w:r>
+      <w:r>
+        <w:t xml:space="preserve">pointing at the primary, the chosen</w:t>
+      </w:r>
+      <w:r>
+        <w:t xml:space="preserve"> </w:t>
+      </w:r>
+      <w:r>
+        <w:rPr>
+          <w:rStyle w:val="VerbatimChar"/>
+        </w:rPr>
+        <w:t xml:space="preserve">plus_one_mode</w:t>
+      </w:r>
+      <w:r>
+        <w:t xml:space="preserve">, and its own auto-generated</w:t>
+      </w:r>
+      <w:r>
+        <w:t xml:space="preserve"> </w:t>
+      </w:r>
+      <w:r>
+        <w:rPr>
+          <w:rStyle w:val="VerbatimChar"/>
+        </w:rPr>
+        <w:t xml:space="preserve">qr_token</w:t>
+      </w:r>
+      <w:r>
+        <w:t xml:space="preserve"> </w:t>
+      </w:r>
+      <w:r>
+        <w:t xml:space="preserve">(different from the primary’s). The two rows share</w:t>
+      </w:r>
+      <w:r>
+        <w:t xml:space="preserve"> </w:t>
+      </w:r>
+      <w:r>
+        <w:rPr>
+          <w:rStyle w:val="VerbatimChar"/>
+        </w:rPr>
+        <w:t xml:space="preserve">household_id</w:t>
+      </w:r>
+      <w:r>
+        <w:t xml:space="preserve">.</w:t>
       </w:r>
     </w:p>
     <w:p>
@@ -6253,49 +7475,25 @@
           <w:b/>
           <w:bCs/>
         </w:rPr>
-        <w:t xml:space="preserve">Limited mode persists the field.</w:t>
-      </w:r>
-      <w:r>
-        <w:t xml:space="preserve"> </w:t>
-      </w:r>
-      <w:r>
-        <w:t xml:space="preserve">Saving with mode = Limited stores</w:t>
-      </w:r>
-      <w:r>
-        <w:t xml:space="preserve"> </w:t>
-      </w:r>
-      <w:r>
-        <w:rPr>
-          <w:rStyle w:val="VerbatimChar"/>
-        </w:rPr>
-        <w:t xml:space="preserve">plus_one_mode = 'limited'</w:t>
-      </w:r>
-      <w:r>
-        <w:t xml:space="preserve"> </w:t>
-      </w:r>
-      <w:r>
-        <w:t xml:space="preserve">on the +1 row. The list cell on the primary’s row reads</w:t>
-      </w:r>
-      <w:r>
-        <w:t xml:space="preserve"> </w:t>
-      </w:r>
-      <w:r>
-        <w:t xml:space="preserve">“+ {Name} (limited)”</w:t>
-      </w:r>
-      <w:r>
-        <w:t xml:space="preserve"> </w:t>
-      </w:r>
-      <w:r>
-        <w:t xml:space="preserve">or</w:t>
-      </w:r>
-      <w:r>
-        <w:t xml:space="preserve"> </w:t>
-      </w:r>
-      <w:r>
-        <w:t xml:space="preserve">“+ TBA (limited)”</w:t>
-      </w:r>
-      <w:r>
-        <w:t xml:space="preserve">.</w:t>
+        <w:t xml:space="preserve">TBA +1 is allowed.</w:t>
+      </w:r>
+      <w:r>
+        <w:t xml:space="preserve"> </w:t>
+      </w:r>
+      <w:r>
+        <w:t xml:space="preserve">Saving with Plus-one ON but blank +1 names persists the +1 row with empty first/last names; the list view renders it as</w:t>
+      </w:r>
+      <w:r>
+        <w:t xml:space="preserve"> </w:t>
+      </w:r>
+      <w:r>
+        <w:t xml:space="preserve">“+ TBA · brought by [primary]”</w:t>
+      </w:r>
+      <w:r>
+        <w:t xml:space="preserve"> </w:t>
+      </w:r>
+      <w:r>
+        <w:t xml:space="preserve">and the +1’s QR is printable immediately.</w:t>
       </w:r>
     </w:p>
     <w:p>
@@ -6307,7 +7505,53 @@
         </w:numPr>
       </w:pPr>
       <w:r>
-        <w:t xml:space="preserve">Detail drawer opens on row click, closes on X or click-outside.</w:t>
+        <w:rPr>
+          <w:b/>
+          <w:bCs/>
+        </w:rPr>
+        <w:t xml:space="preserve">Limited mode persists the field.</w:t>
+      </w:r>
+      <w:r>
+        <w:t xml:space="preserve"> </w:t>
+      </w:r>
+      <w:r>
+        <w:t xml:space="preserve">Saving with mode = Limited stores</w:t>
+      </w:r>
+      <w:r>
+        <w:t xml:space="preserve"> </w:t>
+      </w:r>
+      <w:r>
+        <w:rPr>
+          <w:rStyle w:val="VerbatimChar"/>
+        </w:rPr>
+        <w:t xml:space="preserve">plus_one_mode = 'limited'</w:t>
+      </w:r>
+      <w:r>
+        <w:t xml:space="preserve"> </w:t>
+      </w:r>
+      <w:r>
+        <w:t xml:space="preserve">on the +1 row. The list cell on the primary’s row reads</w:t>
+      </w:r>
+      <w:r>
+        <w:t xml:space="preserve"> </w:t>
+      </w:r>
+      <w:r>
+        <w:t xml:space="preserve">“+ {Name} (limited)”</w:t>
+      </w:r>
+      <w:r>
+        <w:t xml:space="preserve"> </w:t>
+      </w:r>
+      <w:r>
+        <w:t xml:space="preserve">or</w:t>
+      </w:r>
+      <w:r>
+        <w:t xml:space="preserve"> </w:t>
+      </w:r>
+      <w:r>
+        <w:t xml:space="preserve">“+ TBA (limited)”</w:t>
+      </w:r>
+      <w:r>
+        <w:t xml:space="preserve">.</w:t>
       </w:r>
     </w:p>
     <w:p>
@@ -6319,7 +7563,7 @@
         </w:numPr>
       </w:pPr>
       <w:r>
-        <w:t xml:space="preserve">Mobile FAB opens the add-guest flow as a full-screen sheet.</w:t>
+        <w:t xml:space="preserve">Detail drawer opens on row click, closes on X or click-outside.</w:t>
       </w:r>
     </w:p>
     <w:p>
@@ -6331,7 +7575,7 @@
         </w:numPr>
       </w:pPr>
       <w:r>
-        <w:t xml:space="preserve">CSV import accepts a sample 20-row CSV (provide a fixture in the test suite).</w:t>
+        <w:t xml:space="preserve">Mobile FAB opens the add-guest flow as a full-screen sheet.</w:t>
       </w:r>
     </w:p>
     <w:p>
@@ -6343,7 +7587,7 @@
         </w:numPr>
       </w:pPr>
       <w:r>
-        <w:t xml:space="preserve">Sample seed data for development: ~15 guests covering bride’s side, groom’s side, paired sponsors, paired guest household, entourage roles, bearers, flower girl, officiant, declined RSVP. Use the names from the mockup so visual review is straightforward (Cora &amp; Boy Reyes, Ramon &amp; Mia Lim, Carla Mendoza, Marco Reyes, Lola Adela Reyes, Joaquin &amp; Sofia Tan, Sofia Reyes, Liam De la Cruz, Jenny Bautista, Paolo &amp; Anna Santos, Fr. Jose Aquino, Patricia Cruz).</w:t>
+        <w:t xml:space="preserve">CSV import accepts a sample 20-row CSV (provide a fixture in the test suite).</w:t>
       </w:r>
     </w:p>
     <w:p>
@@ -6355,7 +7599,17 @@
         </w:numPr>
       </w:pPr>
       <w:r>
-        <w:t xml:space="preserve">Server-side authorization: a couple can only read/write guests for their own events. Test with two events and verify isolation.</w:t>
+        <w:rPr>
+          <w:b/>
+          <w:bCs/>
+        </w:rPr>
+        <w:t xml:space="preserve">Name normalization on every write path.</w:t>
+      </w:r>
+      <w:r>
+        <w:t xml:space="preserve"> </w:t>
+      </w:r>
+      <w:r>
+        <w:t xml:space="preserve">Leading/trailing + repeated internal whitespace collapses, zero-width / NBSP / control chars are stripped, names NFC-normalize, and names cap at 80 — on the detailed form, quick-add, AND CSV import. An entry that is only invisible characters is rejected as a missing name.</w:t>
       </w:r>
     </w:p>
     <w:p>
@@ -6367,7 +7621,17 @@
         </w:numPr>
       </w:pPr>
       <w:r>
-        <w:t xml:space="preserve">All writes are atomic — no partial guest records on failure.</w:t>
+        <w:rPr>
+          <w:b/>
+          <w:bCs/>
+        </w:rPr>
+        <w:t xml:space="preserve">Duplicate warning on add.</w:t>
+      </w:r>
+      <w:r>
+        <w:t xml:space="preserve"> </w:t>
+      </w:r>
+      <w:r>
+        <w:t xml:space="preserve">A first+last that exactly / nickname / typo matches an existing guest surfaces a non-blocking warning (with a link to the match) on both the quick-add sheet and the detailed Add-guest form; the couple can dismiss and add anyway.</w:t>
       </w:r>
     </w:p>
     <w:p>
@@ -6376,6 +7640,64 @@
         <w:numPr>
           <w:ilvl w:val="0"/>
           <w:numId w:val="1031"/>
+        </w:numPr>
+      </w:pPr>
+      <w:r>
+        <w:rPr>
+          <w:b/>
+          <w:bCs/>
+        </w:rPr>
+        <w:t xml:space="preserve">CSV import dedupes.</w:t>
+      </w:r>
+      <w:r>
+        <w:t xml:space="preserve"> </w:t>
+      </w:r>
+      <w:r>
+        <w:t xml:space="preserve">Re-importing a file whose rows are already on the list inserts 0 new guests and reports them as duplicates (not an error); a file containing the same person twice inserts them once.</w:t>
+      </w:r>
+    </w:p>
+    <w:p>
+      <w:pPr>
+        <w:pStyle w:val="Compact"/>
+        <w:numPr>
+          <w:ilvl w:val="0"/>
+          <w:numId w:val="1032"/>
+        </w:numPr>
+      </w:pPr>
+      <w:r>
+        <w:t xml:space="preserve">Sample seed data for development: ~15 guests covering bride’s side, groom’s side, paired sponsors, paired guest household, entourage roles, bearers, flower girl, officiant, declined RSVP. Use the names from the mockup so visual review is straightforward (Cora &amp; Boy Reyes, Ramon &amp; Mia Lim, Carla Mendoza, Marco Reyes, Lola Adela Reyes, Joaquin &amp; Sofia Tan, Sofia Reyes, Liam De la Cruz, Jenny Bautista, Paolo &amp; Anna Santos, Fr. Jose Aquino, Patricia Cruz).</w:t>
+      </w:r>
+    </w:p>
+    <w:p>
+      <w:pPr>
+        <w:pStyle w:val="Compact"/>
+        <w:numPr>
+          <w:ilvl w:val="0"/>
+          <w:numId w:val="1033"/>
+        </w:numPr>
+      </w:pPr>
+      <w:r>
+        <w:t xml:space="preserve">Server-side authorization: a couple can only read/write guests for their own events. Test with two events and verify isolation.</w:t>
+      </w:r>
+    </w:p>
+    <w:p>
+      <w:pPr>
+        <w:pStyle w:val="Compact"/>
+        <w:numPr>
+          <w:ilvl w:val="0"/>
+          <w:numId w:val="1034"/>
+        </w:numPr>
+      </w:pPr>
+      <w:r>
+        <w:t xml:space="preserve">All writes are atomic — no partial guest records on failure.</w:t>
+      </w:r>
+    </w:p>
+    <w:p>
+      <w:pPr>
+        <w:pStyle w:val="Compact"/>
+        <w:numPr>
+          <w:ilvl w:val="0"/>
+          <w:numId w:val="1035"/>
         </w:numPr>
       </w:pPr>
       <w:r>
@@ -6419,7 +7741,7 @@
         <w:pStyle w:val="Compact"/>
         <w:numPr>
           <w:ilvl w:val="0"/>
-          <w:numId w:val="1032"/>
+          <w:numId w:val="1036"/>
         </w:numPr>
       </w:pPr>
       <w:r>
@@ -6431,7 +7753,7 @@
         <w:pStyle w:val="Compact"/>
         <w:numPr>
           <w:ilvl w:val="0"/>
-          <w:numId w:val="1032"/>
+          <w:numId w:val="1036"/>
         </w:numPr>
       </w:pPr>
       <w:r>
@@ -6452,7 +7774,7 @@
         <w:pStyle w:val="Compact"/>
         <w:numPr>
           <w:ilvl w:val="0"/>
-          <w:numId w:val="1032"/>
+          <w:numId w:val="1036"/>
         </w:numPr>
       </w:pPr>
       <w:r>
@@ -6464,7 +7786,7 @@
         <w:pStyle w:val="Compact"/>
         <w:numPr>
           <w:ilvl w:val="0"/>
-          <w:numId w:val="1032"/>
+          <w:numId w:val="1036"/>
         </w:numPr>
       </w:pPr>
       <w:r>
@@ -6523,7 +7845,7 @@
         <w:pStyle w:val="Compact"/>
         <w:numPr>
           <w:ilvl w:val="0"/>
-          <w:numId w:val="1033"/>
+          <w:numId w:val="1037"/>
         </w:numPr>
       </w:pPr>
       <w:r>
@@ -6544,7 +7866,7 @@
         <w:pStyle w:val="Compact"/>
         <w:numPr>
           <w:ilvl w:val="0"/>
-          <w:numId w:val="1033"/>
+          <w:numId w:val="1037"/>
         </w:numPr>
       </w:pPr>
       <w:r>
@@ -6565,7 +7887,7 @@
         <w:pStyle w:val="Compact"/>
         <w:numPr>
           <w:ilvl w:val="0"/>
-          <w:numId w:val="1033"/>
+          <w:numId w:val="1037"/>
         </w:numPr>
       </w:pPr>
       <w:r>
@@ -6586,7 +7908,7 @@
         <w:pStyle w:val="Compact"/>
         <w:numPr>
           <w:ilvl w:val="0"/>
-          <w:numId w:val="1033"/>
+          <w:numId w:val="1037"/>
         </w:numPr>
       </w:pPr>
       <w:r>
@@ -6607,7 +7929,7 @@
         <w:pStyle w:val="Compact"/>
         <w:numPr>
           <w:ilvl w:val="0"/>
-          <w:numId w:val="1033"/>
+          <w:numId w:val="1037"/>
         </w:numPr>
       </w:pPr>
       <w:r>
@@ -6628,7 +7950,7 @@
         <w:pStyle w:val="Compact"/>
         <w:numPr>
           <w:ilvl w:val="0"/>
-          <w:numId w:val="1033"/>
+          <w:numId w:val="1037"/>
         </w:numPr>
       </w:pPr>
       <w:r>
@@ -6681,7 +8003,7 @@
         <w:pStyle w:val="Compact"/>
         <w:numPr>
           <w:ilvl w:val="0"/>
-          <w:numId w:val="1034"/>
+          <w:numId w:val="1038"/>
         </w:numPr>
       </w:pPr>
       <w:r>
@@ -6714,7 +8036,7 @@
         <w:pStyle w:val="Compact"/>
         <w:numPr>
           <w:ilvl w:val="0"/>
-          <w:numId w:val="1034"/>
+          <w:numId w:val="1038"/>
         </w:numPr>
       </w:pPr>
       <w:r>
@@ -6780,7 +8102,7 @@
         <w:pStyle w:val="Compact"/>
         <w:numPr>
           <w:ilvl w:val="0"/>
-          <w:numId w:val="1034"/>
+          <w:numId w:val="1038"/>
         </w:numPr>
       </w:pPr>
       <w:r>
@@ -6804,7 +8126,7 @@
         <w:pStyle w:val="Compact"/>
         <w:numPr>
           <w:ilvl w:val="0"/>
-          <w:numId w:val="1034"/>
+          <w:numId w:val="1038"/>
         </w:numPr>
       </w:pPr>
       <w:r>
@@ -6843,7 +8165,7 @@
         <w:pStyle w:val="Compact"/>
         <w:numPr>
           <w:ilvl w:val="0"/>
-          <w:numId w:val="1034"/>
+          <w:numId w:val="1038"/>
         </w:numPr>
       </w:pPr>
       <w:r>
@@ -7365,7 +8687,7 @@
     <w:abstractNumId w:val="991"/>
   </w:num>
   <w:num w:numId="1014">
-    <w:abstractNumId w:val="992"/>
+    <w:abstractNumId w:val="991"/>
   </w:num>
   <w:num w:numId="1015">
     <w:abstractNumId w:val="992"/>
@@ -7419,9 +8741,21 @@
     <w:abstractNumId w:val="992"/>
   </w:num>
   <w:num w:numId="1032">
+    <w:abstractNumId w:val="992"/>
+  </w:num>
+  <w:num w:numId="1033">
+    <w:abstractNumId w:val="992"/>
+  </w:num>
+  <w:num w:numId="1034">
+    <w:abstractNumId w:val="992"/>
+  </w:num>
+  <w:num w:numId="1035">
+    <w:abstractNumId w:val="992"/>
+  </w:num>
+  <w:num w:numId="1036">
     <w:abstractNumId w:val="991"/>
   </w:num>
-  <w:num w:numId="1033">
+  <w:num w:numId="1037">
     <w:abstractNumId w:val="99411"/>
     <w:lvlOverride w:ilvl="0">
       <w:startOverride w:val="1"/>
@@ -7451,7 +8785,7 @@
       <w:startOverride w:val="1"/>
     </w:lvlOverride>
   </w:num>
-  <w:num w:numId="1034">
+  <w:num w:numId="1038">
     <w:abstractNumId w:val="991"/>
   </w:num>
 </w:numbering>
